--- a/output/theory-docs/08-数字化赋能理论.docx
+++ b/output/theory-docs/08-数字化赋能理论.docx
@@ -5,16 +5,41 @@
     <w:p>
       <w:pPr>
         <w:pStyle w:val="Heading1"/>
-        <w:jc w:val="left"/>
+        <w:jc w:val="center"/>
       </w:pPr>
       <w:r>
-        <w:rPr>
-          <w:rFonts w:ascii="Microsoft YaHei" w:hAnsi="Microsoft YaHei" w:eastAsia="Microsoft YaHei"/>
-          <w:b/>
-          <w:color w:val="1B365D"/>
-          <w:sz w:val="32"/>
-        </w:rPr>
-        <w:t>理论框架：数字化工具赋能驻点工作的本质思考</w:t>
+        <w:drawing>
+          <wp:inline xmlns:a="http://schemas.openxmlformats.org/drawingml/2006/main" xmlns:pic="http://schemas.openxmlformats.org/drawingml/2006/picture">
+            <wp:extent cx="5029200" cy="2235200"/>
+            <wp:docPr id="3" name="Picture 3"/>
+            <wp:cNvGraphicFramePr>
+              <a:graphicFrameLocks noChangeAspect="1"/>
+            </wp:cNvGraphicFramePr>
+            <a:graphic>
+              <a:graphicData uri="http://schemas.openxmlformats.org/drawingml/2006/picture">
+                <pic:pic>
+                  <pic:nvPicPr>
+                    <pic:cNvPr id="0" name="08-数字化赋能理论_115.png"/>
+                    <pic:cNvPicPr/>
+                  </pic:nvPicPr>
+                  <pic:blipFill>
+                    <a:blip r:embed="rId11"/>
+                    <a:stretch>
+                      <a:fillRect/>
+                    </a:stretch>
+                  </pic:blipFill>
+                  <pic:spPr>
+                    <a:xfrm>
+                      <a:off x="0" y="0"/>
+                      <a:ext cx="5029200" cy="2235200"/>
+                    </a:xfrm>
+                    <a:prstGeom prst="rect"/>
+                  </pic:spPr>
+                </pic:pic>
+              </a:graphicData>
+            </a:graphic>
+          </wp:inline>
+        </w:drawing>
       </w:r>
     </w:p>
     <w:p>
@@ -34,26 +59,80 @@
     </w:p>
     <w:p>
       <w:pPr>
-        <w:jc w:val="both"/>
+        <w:jc w:val="center"/>
       </w:pPr>
       <w:r>
-        <w:rPr>
-          <w:rFonts w:ascii="Microsoft YaHei" w:hAnsi="Microsoft YaHei" w:eastAsia="Microsoft YaHei"/>
-          <w:sz w:val="21"/>
-        </w:rPr>
-        <w:t>经过前期的调研和实践，我们发现：</w:t>
+        <w:drawing>
+          <wp:inline xmlns:a="http://schemas.openxmlformats.org/drawingml/2006/main" xmlns:pic="http://schemas.openxmlformats.org/drawingml/2006/picture">
+            <wp:extent cx="5029200" cy="2235200"/>
+            <wp:docPr id="4" name="Picture 4"/>
+            <wp:cNvGraphicFramePr>
+              <a:graphicFrameLocks noChangeAspect="1"/>
+            </wp:cNvGraphicFramePr>
+            <a:graphic>
+              <a:graphicData uri="http://schemas.openxmlformats.org/drawingml/2006/picture">
+                <pic:pic>
+                  <pic:nvPicPr>
+                    <pic:cNvPr id="0" name="08-数字化赋能理论_115.png"/>
+                    <pic:cNvPicPr/>
+                  </pic:nvPicPr>
+                  <pic:blipFill>
+                    <a:blip r:embed="rId11"/>
+                    <a:stretch>
+                      <a:fillRect/>
+                    </a:stretch>
+                  </pic:blipFill>
+                  <pic:spPr>
+                    <a:xfrm>
+                      <a:off x="0" y="0"/>
+                      <a:ext cx="5029200" cy="2235200"/>
+                    </a:xfrm>
+                    <a:prstGeom prst="rect"/>
+                  </pic:spPr>
+                </pic:pic>
+              </a:graphicData>
+            </a:graphic>
+          </wp:inline>
+        </w:drawing>
       </w:r>
     </w:p>
     <w:p>
       <w:pPr>
-        <w:jc w:val="both"/>
+        <w:jc w:val="center"/>
       </w:pPr>
       <w:r>
-        <w:rPr>
-          <w:rFonts w:ascii="Microsoft YaHei" w:hAnsi="Microsoft YaHei" w:eastAsia="Microsoft YaHei"/>
-          <w:sz w:val="21"/>
-        </w:rPr>
-        <w:t>1. 已有微信群机器人，但非官方认可，存在风险</w:t>
+        <w:drawing>
+          <wp:inline xmlns:a="http://schemas.openxmlformats.org/drawingml/2006/main" xmlns:pic="http://schemas.openxmlformats.org/drawingml/2006/picture">
+            <wp:extent cx="5029200" cy="10938510"/>
+            <wp:docPr id="2" name="Picture 2"/>
+            <wp:cNvGraphicFramePr>
+              <a:graphicFrameLocks noChangeAspect="1"/>
+            </wp:cNvGraphicFramePr>
+            <a:graphic>
+              <a:graphicData uri="http://schemas.openxmlformats.org/drawingml/2006/picture">
+                <pic:pic>
+                  <pic:nvPicPr>
+                    <pic:cNvPr id="0" name="08-数字化赋能理论_114.png"/>
+                    <pic:cNvPicPr/>
+                  </pic:nvPicPr>
+                  <pic:blipFill>
+                    <a:blip r:embed="rId10"/>
+                    <a:stretch>
+                      <a:fillRect/>
+                    </a:stretch>
+                  </pic:blipFill>
+                  <pic:spPr>
+                    <a:xfrm>
+                      <a:off x="0" y="0"/>
+                      <a:ext cx="5029200" cy="10938510"/>
+                    </a:xfrm>
+                    <a:prstGeom prst="rect"/>
+                  </pic:spPr>
+                </pic:pic>
+              </a:graphicData>
+            </a:graphic>
+          </wp:inline>
+        </w:drawing>
       </w:r>
     </w:p>
     <w:p>
@@ -70,26 +149,80 @@
     </w:p>
     <w:p>
       <w:pPr>
-        <w:jc w:val="both"/>
+        <w:jc w:val="center"/>
       </w:pPr>
       <w:r>
-        <w:rPr>
-          <w:rFonts w:ascii="Microsoft YaHei" w:hAnsi="Microsoft YaHei" w:eastAsia="Microsoft YaHei"/>
-          <w:sz w:val="21"/>
-        </w:rPr>
-        <w:t>3. 企业微信需要更有效的应用</w:t>
+        <w:drawing>
+          <wp:inline xmlns:a="http://schemas.openxmlformats.org/drawingml/2006/main" xmlns:pic="http://schemas.openxmlformats.org/drawingml/2006/picture">
+            <wp:extent cx="5029200" cy="4582160"/>
+            <wp:docPr id="5" name="Picture 5"/>
+            <wp:cNvGraphicFramePr>
+              <a:graphicFrameLocks noChangeAspect="1"/>
+            </wp:cNvGraphicFramePr>
+            <a:graphic>
+              <a:graphicData uri="http://schemas.openxmlformats.org/drawingml/2006/picture">
+                <pic:pic>
+                  <pic:nvPicPr>
+                    <pic:cNvPr id="0" name="08-数字化赋能理论_117.png"/>
+                    <pic:cNvPicPr/>
+                  </pic:nvPicPr>
+                  <pic:blipFill>
+                    <a:blip r:embed="rId12"/>
+                    <a:stretch>
+                      <a:fillRect/>
+                    </a:stretch>
+                  </pic:blipFill>
+                  <pic:spPr>
+                    <a:xfrm>
+                      <a:off x="0" y="0"/>
+                      <a:ext cx="5029200" cy="4582160"/>
+                    </a:xfrm>
+                    <a:prstGeom prst="rect"/>
+                  </pic:spPr>
+                </pic:pic>
+              </a:graphicData>
+            </a:graphic>
+          </wp:inline>
+        </w:drawing>
       </w:r>
     </w:p>
     <w:p>
       <w:pPr>
-        <w:jc w:val="both"/>
+        <w:jc w:val="center"/>
       </w:pPr>
       <w:r>
-        <w:rPr>
-          <w:rFonts w:ascii="Microsoft YaHei" w:hAnsi="Microsoft YaHei" w:eastAsia="Microsoft YaHei"/>
-          <w:sz w:val="21"/>
-        </w:rPr>
-        <w:t>现在需要从理论和框架层面思考：</w:t>
+        <w:drawing>
+          <wp:inline xmlns:a="http://schemas.openxmlformats.org/drawingml/2006/main" xmlns:pic="http://schemas.openxmlformats.org/drawingml/2006/picture">
+            <wp:extent cx="5029200" cy="2235200"/>
+            <wp:docPr id="6" name="Picture 6"/>
+            <wp:cNvGraphicFramePr>
+              <a:graphicFrameLocks noChangeAspect="1"/>
+            </wp:cNvGraphicFramePr>
+            <a:graphic>
+              <a:graphicData uri="http://schemas.openxmlformats.org/drawingml/2006/picture">
+                <pic:pic>
+                  <pic:nvPicPr>
+                    <pic:cNvPr id="0" name="08-数字化赋能理论_115.png"/>
+                    <pic:cNvPicPr/>
+                  </pic:nvPicPr>
+                  <pic:blipFill>
+                    <a:blip r:embed="rId11"/>
+                    <a:stretch>
+                      <a:fillRect/>
+                    </a:stretch>
+                  </pic:blipFill>
+                  <pic:spPr>
+                    <a:xfrm>
+                      <a:off x="0" y="0"/>
+                      <a:ext cx="5029200" cy="2235200"/>
+                    </a:xfrm>
+                    <a:prstGeom prst="rect"/>
+                  </pic:spPr>
+                </pic:pic>
+              </a:graphicData>
+            </a:graphic>
+          </wp:inline>
+        </w:drawing>
       </w:r>
     </w:p>
     <w:p>
@@ -174,48 +307,41 @@
       <w:pPr>
         <w:spacing w:before="120" w:after="120"/>
         <w:ind w:left="432"/>
+        <w:jc w:val="center"/>
       </w:pPr>
       <w:r>
-        <w:rPr>
-          <w:rFonts w:ascii="Courier New" w:hAnsi="Courier New"/>
-          <w:color w:val="646464"/>
-          <w:sz w:val="18"/>
-        </w:rPr>
-        <w:t>┌─────────────────────────────────────────────┐</w:t>
-        <w:br/>
-        <w:t>│           数字化赋能驻点工作                  │</w:t>
-        <w:br/>
-        <w:t>├─────────────────────────────────────────────┤</w:t>
-        <w:br/>
-        <w:t>│  信息层：让信息流动                           │</w:t>
-        <w:br/>
-        <w:t>│  └── 驻点前：信息前置（快速查询）              │</w:t>
-        <w:br/>
-        <w:t>│  └── 驻点中：信息支持（知识库）                │</w:t>
-        <w:br/>
-        <w:t>│  └── 驻点后：信息沉淀（工作记录）              │</w:t>
-        <w:br/>
-        <w:t>│                                              │</w:t>
-        <w:br/>
-        <w:t>│  流程层：让流程固化                           │</w:t>
-        <w:br/>
-        <w:t>│  └── 工作清单：明确要做什么                   │</w:t>
-        <w:br/>
-        <w:t>│  └── 工作模板：明确怎么做                     │</w:t>
-        <w:br/>
-        <w:t>│  └── 工作标准：明确做到什么程度                │</w:t>
-        <w:br/>
-        <w:t>│                                              │</w:t>
-        <w:br/>
-        <w:t>│  决策层：让决策有据                           │</w:t>
-        <w:br/>
-        <w:t>│  └── 数据分析：识别重点客户                   │</w:t>
-        <w:br/>
-        <w:t>│  └── 预警提示：预判潜在问题                   │</w:t>
-        <w:br/>
-        <w:t>│  └── 效果评估：量化工作成效                   │</w:t>
-        <w:br/>
-        <w:t>└─────────────────────────────────────────────┘</w:t>
+        <w:drawing>
+          <wp:inline xmlns:a="http://schemas.openxmlformats.org/drawingml/2006/main" xmlns:pic="http://schemas.openxmlformats.org/drawingml/2006/picture">
+            <wp:extent cx="5029200" cy="2570480"/>
+            <wp:docPr id="1" name="Picture 1"/>
+            <wp:cNvGraphicFramePr>
+              <a:graphicFrameLocks noChangeAspect="1"/>
+            </wp:cNvGraphicFramePr>
+            <a:graphic>
+              <a:graphicData uri="http://schemas.openxmlformats.org/drawingml/2006/picture">
+                <pic:pic>
+                  <pic:nvPicPr>
+                    <pic:cNvPr id="0" name="08-数字化赋能理论_113.png"/>
+                    <pic:cNvPicPr/>
+                  </pic:nvPicPr>
+                  <pic:blipFill>
+                    <a:blip r:embed="rId9"/>
+                    <a:stretch>
+                      <a:fillRect/>
+                    </a:stretch>
+                  </pic:blipFill>
+                  <pic:spPr>
+                    <a:xfrm>
+                      <a:off x="0" y="0"/>
+                      <a:ext cx="5029200" cy="2570480"/>
+                    </a:xfrm>
+                    <a:prstGeom prst="rect"/>
+                  </pic:spPr>
+                </pic:pic>
+              </a:graphicData>
+            </a:graphic>
+          </wp:inline>
+        </w:drawing>
       </w:r>
     </w:p>
     <w:p>
@@ -260,33 +386,41 @@
       <w:pPr>
         <w:spacing w:before="120" w:after="120"/>
         <w:ind w:left="432"/>
+        <w:jc w:val="center"/>
       </w:pPr>
       <w:r>
-        <w:rPr>
-          <w:rFonts w:ascii="Courier New" w:hAnsi="Courier New"/>
-          <w:color w:val="646464"/>
-          <w:sz w:val="18"/>
-        </w:rPr>
-        <w:t>问题：到了小区，不知道重点客户是谁</w:t>
-        <w:br/>
-        <w:t>解决：信息前置</w:t>
-        <w:br/>
-        <w:t>├── 重点客户清单（频繁停电、敏感客户）</w:t>
-        <w:br/>
-        <w:t>├── 小区配电房信息（位置、容量）</w:t>
-        <w:br/>
-        <w:t>├── 历史工单记录（问题类型、处理情况）</w:t>
-        <w:br/>
-        <w:t>└── 应急资源清单（发电车接入点）</w:t>
-        <w:br/>
-        <w:br/>
-        <w:t>实现：</w:t>
-        <w:br/>
-        <w:t>├── WPS多维表：快速查询</w:t>
-        <w:br/>
-        <w:t>├── 企业微信：信息推送</w:t>
-        <w:br/>
-        <w:t>└── 移动终端：随时查询</w:t>
+        <w:drawing>
+          <wp:inline xmlns:a="http://schemas.openxmlformats.org/drawingml/2006/main" xmlns:pic="http://schemas.openxmlformats.org/drawingml/2006/picture">
+            <wp:extent cx="5029200" cy="2235200"/>
+            <wp:docPr id="7" name="Picture 7"/>
+            <wp:cNvGraphicFramePr>
+              <a:graphicFrameLocks noChangeAspect="1"/>
+            </wp:cNvGraphicFramePr>
+            <a:graphic>
+              <a:graphicData uri="http://schemas.openxmlformats.org/drawingml/2006/picture">
+                <pic:pic>
+                  <pic:nvPicPr>
+                    <pic:cNvPr id="0" name="08-数字化赋能理论_115.png"/>
+                    <pic:cNvPicPr/>
+                  </pic:nvPicPr>
+                  <pic:blipFill>
+                    <a:blip r:embed="rId11"/>
+                    <a:stretch>
+                      <a:fillRect/>
+                    </a:stretch>
+                  </pic:blipFill>
+                  <pic:spPr>
+                    <a:xfrm>
+                      <a:off x="0" y="0"/>
+                      <a:ext cx="5029200" cy="2235200"/>
+                    </a:xfrm>
+                    <a:prstGeom prst="rect"/>
+                  </pic:spPr>
+                </pic:pic>
+              </a:graphicData>
+            </a:graphic>
+          </wp:inline>
+        </w:drawing>
       </w:r>
     </w:p>
     <w:p>

--- a/output/theory-docs/08-数字化赋能理论.docx
+++ b/output/theory-docs/08-数字化赋能理论.docx
@@ -5,12 +5,633 @@
     <w:p>
       <w:pPr>
         <w:pStyle w:val="Heading1"/>
+      </w:pPr>
+      <w:r>
+        <w:rPr>
+          <w:rFonts w:ascii="Microsoft YaHei" w:hAnsi="Microsoft YaHei" w:eastAsia="Microsoft YaHei"/>
+          <w:b/>
+          <w:color w:val="1B365D"/>
+          <w:sz w:val="32"/>
+        </w:rPr>
+        <w:t>理论框架：数字化工具赋能驻点工作的本质思考</w:t>
+      </w:r>
+    </w:p>
+    <w:p>
+      <w:pPr>
+        <w:jc w:val="both"/>
+      </w:pPr>
+      <w:r>
+        <w:rPr>
+          <w:rFonts w:ascii="Microsoft YaHei" w:hAnsi="Microsoft YaHei" w:eastAsia="Microsoft YaHei"/>
+          <w:sz w:val="21"/>
+        </w:rPr>
+        <w:t>created: 2026-03-16</w:t>
+      </w:r>
+    </w:p>
+    <w:p>
+      <w:pPr>
+        <w:jc w:val="both"/>
+      </w:pPr>
+      <w:r>
+        <w:rPr>
+          <w:rFonts w:ascii="Microsoft YaHei" w:hAnsi="Microsoft YaHei" w:eastAsia="Microsoft YaHei"/>
+          <w:sz w:val="21"/>
+        </w:rPr>
+        <w:t>session: session-003</w:t>
+      </w:r>
+    </w:p>
+    <w:p>
+      <w:pPr>
+        <w:jc w:val="both"/>
+      </w:pPr>
+      <w:r>
+        <w:rPr>
+          <w:rFonts w:ascii="Microsoft YaHei" w:hAnsi="Microsoft YaHei" w:eastAsia="Microsoft YaHei"/>
+          <w:sz w:val="21"/>
+        </w:rPr>
+        <w:t>status: in_progress</w:t>
+      </w:r>
+    </w:p>
+    <w:p>
+      <w:pPr>
+        <w:jc w:val="both"/>
+      </w:pPr>
+      <w:r>
+        <w:rPr>
+          <w:rFonts w:ascii="Microsoft YaHei" w:hAnsi="Microsoft YaHei" w:eastAsia="Microsoft YaHei"/>
+          <w:sz w:val="21"/>
+        </w:rPr>
+        <w:t>level: Level 0-1</w:t>
+      </w:r>
+    </w:p>
+    <w:p>
+      <w:pPr>
+        <w:jc w:val="both"/>
+      </w:pPr>
+      <w:r>
+        <w:rPr>
+          <w:rFonts w:ascii="Microsoft YaHei" w:hAnsi="Microsoft YaHei" w:eastAsia="Microsoft YaHei"/>
+          <w:sz w:val="21"/>
+        </w:rPr>
+        <w:t>keywords: 数字化赋能, 驻点工作本质, 流动服务, 理论框架</w:t>
+      </w:r>
+    </w:p>
+    <w:p>
+      <w:pPr>
+        <w:pStyle w:val="Heading2"/>
+      </w:pPr>
+      <w:r>
+        <w:rPr>
+          <w:rFonts w:ascii="Microsoft YaHei" w:hAnsi="Microsoft YaHei" w:eastAsia="Microsoft YaHei"/>
+          <w:b/>
+          <w:color w:val="1B365D"/>
+          <w:sz w:val="28"/>
+        </w:rPr>
+        <w:t>📋 问题重述</w:t>
+      </w:r>
+    </w:p>
+    <w:p>
+      <w:pPr>
+        <w:jc w:val="both"/>
+      </w:pPr>
+      <w:r>
+        <w:rPr>
+          <w:rFonts w:ascii="Microsoft YaHei" w:hAnsi="Microsoft YaHei" w:eastAsia="Microsoft YaHei"/>
+          <w:sz w:val="21"/>
+        </w:rPr>
+        <w:t>经过前期的调研和实践，我们发现：</w:t>
+      </w:r>
+    </w:p>
+    <w:p>
+      <w:pPr>
+        <w:jc w:val="both"/>
+      </w:pPr>
+      <w:r>
+        <w:rPr>
+          <w:rFonts w:ascii="Microsoft YaHei" w:hAnsi="Microsoft YaHei" w:eastAsia="Microsoft YaHei"/>
+          <w:sz w:val="21"/>
+        </w:rPr>
+        <w:t>1. 已有微信群机器人，但非官方认可，存在风险</w:t>
+      </w:r>
+    </w:p>
+    <w:p>
+      <w:pPr>
+        <w:jc w:val="both"/>
+      </w:pPr>
+      <w:r>
+        <w:rPr>
+          <w:rFonts w:ascii="Microsoft YaHei" w:hAnsi="Microsoft YaHei" w:eastAsia="Microsoft YaHei"/>
+          <w:sz w:val="21"/>
+        </w:rPr>
+        <w:t>2. 知识库可以开展，有完整的智能方式</w:t>
+      </w:r>
+    </w:p>
+    <w:p>
+      <w:pPr>
+        <w:jc w:val="both"/>
+      </w:pPr>
+      <w:r>
+        <w:rPr>
+          <w:rFonts w:ascii="Microsoft YaHei" w:hAnsi="Microsoft YaHei" w:eastAsia="Microsoft YaHei"/>
+          <w:sz w:val="21"/>
+        </w:rPr>
+        <w:t>3. 企业微信需要更有效的应用</w:t>
+      </w:r>
+    </w:p>
+    <w:p>
+      <w:pPr>
+        <w:jc w:val="both"/>
+      </w:pPr>
+      <w:r>
+        <w:rPr>
+          <w:rFonts w:ascii="Microsoft YaHei" w:hAnsi="Microsoft YaHei" w:eastAsia="Microsoft YaHei"/>
+          <w:sz w:val="21"/>
+        </w:rPr>
+        <w:t>现在需要从理论和框架层面思考：</w:t>
+      </w:r>
+    </w:p>
+    <w:p>
+      <w:pPr>
+        <w:jc w:val="both"/>
+      </w:pPr>
+      <w:r>
+        <w:rPr>
+          <w:rFonts w:ascii="Microsoft YaHei" w:hAnsi="Microsoft YaHei" w:eastAsia="Microsoft YaHei"/>
+          <w:sz w:val="21"/>
+        </w:rPr>
+        <w:t>- 数字化工具的本质是什么？</w:t>
+      </w:r>
+    </w:p>
+    <w:p>
+      <w:pPr>
+        <w:jc w:val="both"/>
+      </w:pPr>
+      <w:r>
+        <w:rPr>
+          <w:rFonts w:ascii="Microsoft YaHei" w:hAnsi="Microsoft YaHei" w:eastAsia="Microsoft YaHei"/>
+          <w:sz w:val="21"/>
+        </w:rPr>
+        <w:t>- 它与驻点工作的关系是什么？</w:t>
+      </w:r>
+    </w:p>
+    <w:p>
+      <w:pPr>
+        <w:jc w:val="both"/>
+      </w:pPr>
+      <w:r>
+        <w:rPr>
+          <w:rFonts w:ascii="Microsoft YaHei" w:hAnsi="Microsoft YaHei" w:eastAsia="Microsoft YaHei"/>
+          <w:sz w:val="21"/>
+        </w:rPr>
+        <w:t>- 如何构建理论框架指导工具选择和应用？</w:t>
+      </w:r>
+    </w:p>
+    <w:p>
+      <w:pPr>
+        <w:pStyle w:val="Heading2"/>
+      </w:pPr>
+      <w:r>
+        <w:rPr>
+          <w:rFonts w:ascii="Microsoft YaHei" w:hAnsi="Microsoft YaHei" w:eastAsia="Microsoft YaHei"/>
+          <w:b/>
+          <w:color w:val="1B365D"/>
+          <w:sz w:val="28"/>
+        </w:rPr>
+        <w:t>🎯 Level 0：第一性原理思考</w:t>
+      </w:r>
+    </w:p>
+    <w:p>
+      <w:pPr>
+        <w:pStyle w:val="Heading3"/>
+      </w:pPr>
+      <w:r>
+        <w:rPr>
+          <w:rFonts w:ascii="Microsoft YaHei" w:hAnsi="Microsoft YaHei" w:eastAsia="Microsoft YaHei"/>
+          <w:b/>
+          <w:color w:val="2E5A4C"/>
+          <w:sz w:val="24"/>
+        </w:rPr>
+        <w:t>问题0.1：驻点工作的本质是什么？</w:t>
+      </w:r>
+    </w:p>
+    <w:p>
+      <w:pPr>
+        <w:jc w:val="both"/>
+      </w:pPr>
+      <w:r>
+        <w:rPr>
+          <w:rFonts w:ascii="Microsoft YaHei" w:hAnsi="Microsoft YaHei" w:eastAsia="Microsoft YaHei"/>
+          <w:sz w:val="21"/>
+        </w:rPr>
+        <w:t>观察：</w:t>
+      </w:r>
+    </w:p>
+    <w:p>
+      <w:pPr>
+        <w:jc w:val="both"/>
+      </w:pPr>
+      <w:r>
+        <w:rPr>
+          <w:rFonts w:ascii="Microsoft YaHei" w:hAnsi="Microsoft YaHei" w:eastAsia="Microsoft YaHei"/>
+          <w:sz w:val="21"/>
+        </w:rPr>
+        <w:t>- 形式：搭棚子，几个人一起</w:t>
+      </w:r>
+    </w:p>
+    <w:p>
+      <w:pPr>
+        <w:jc w:val="both"/>
+      </w:pPr>
+      <w:r>
+        <w:rPr>
+          <w:rFonts w:ascii="Microsoft YaHei" w:hAnsi="Microsoft YaHei" w:eastAsia="Microsoft YaHei"/>
+          <w:sz w:val="21"/>
+        </w:rPr>
+        <w:t>- 时间：一次半天到一天</w:t>
+      </w:r>
+    </w:p>
+    <w:p>
+      <w:pPr>
+        <w:jc w:val="both"/>
+      </w:pPr>
+      <w:r>
+        <w:rPr>
+          <w:rFonts w:ascii="Microsoft YaHei" w:hAnsi="Microsoft YaHei" w:eastAsia="Microsoft YaHei"/>
+          <w:sz w:val="21"/>
+        </w:rPr>
+        <w:t>- 频率：每周1-2个小区</w:t>
+      </w:r>
+    </w:p>
+    <w:p>
+      <w:pPr>
+        <w:jc w:val="both"/>
+      </w:pPr>
+      <w:r>
+        <w:rPr>
+          <w:rFonts w:ascii="Microsoft YaHei" w:hAnsi="Microsoft YaHei" w:eastAsia="Microsoft YaHei"/>
+          <w:sz w:val="21"/>
+        </w:rPr>
+        <w:t>- 重复：很久才去第二次</w:t>
+      </w:r>
+    </w:p>
+    <w:p>
+      <w:pPr>
+        <w:jc w:val="both"/>
+      </w:pPr>
+      <w:r>
+        <w:rPr>
+          <w:rFonts w:ascii="Microsoft YaHei" w:hAnsi="Microsoft YaHei" w:eastAsia="Microsoft YaHei"/>
+          <w:sz w:val="21"/>
+        </w:rPr>
+        <w:t>核心特征：流动式服务，不是长期驻扎</w:t>
+      </w:r>
+    </w:p>
+    <w:p>
+      <w:pPr>
+        <w:jc w:val="both"/>
+      </w:pPr>
+      <w:r>
+        <w:rPr>
+          <w:rFonts w:ascii="Microsoft YaHei" w:hAnsi="Microsoft YaHei" w:eastAsia="Microsoft YaHei"/>
+          <w:sz w:val="21"/>
+        </w:rPr>
+        <w:t>本质追问：</w:t>
+      </w:r>
+    </w:p>
+    <w:p>
+      <w:pPr>
         <w:jc w:val="center"/>
       </w:pPr>
       <w:r>
         <w:drawing>
           <wp:inline xmlns:a="http://schemas.openxmlformats.org/drawingml/2006/main" xmlns:pic="http://schemas.openxmlformats.org/drawingml/2006/picture">
-            <wp:extent cx="5029200" cy="2235200"/>
+            <wp:extent cx="5029200" cy="7091172"/>
+            <wp:docPr id="1" name="Picture 1"/>
+            <wp:cNvGraphicFramePr>
+              <a:graphicFrameLocks noChangeAspect="1"/>
+            </wp:cNvGraphicFramePr>
+            <a:graphic>
+              <a:graphicData uri="http://schemas.openxmlformats.org/drawingml/2006/picture">
+                <pic:pic>
+                  <pic:nvPicPr>
+                    <pic:cNvPr id="0" name="ascii_img_001.png"/>
+                    <pic:cNvPicPr/>
+                  </pic:nvPicPr>
+                  <pic:blipFill>
+                    <a:blip r:embed="rId9"/>
+                    <a:stretch>
+                      <a:fillRect/>
+                    </a:stretch>
+                  </pic:blipFill>
+                  <pic:spPr>
+                    <a:xfrm>
+                      <a:off x="0" y="0"/>
+                      <a:ext cx="5029200" cy="7091172"/>
+                    </a:xfrm>
+                    <a:prstGeom prst="rect"/>
+                  </pic:spPr>
+                </pic:pic>
+              </a:graphicData>
+            </a:graphic>
+          </wp:inline>
+        </w:drawing>
+      </w:r>
+    </w:p>
+    <w:p>
+      <w:pPr>
+        <w:jc w:val="both"/>
+      </w:pPr>
+      <w:r>
+        <w:rPr>
+          <w:rFonts w:ascii="Microsoft YaHei" w:hAnsi="Microsoft YaHei" w:eastAsia="Microsoft YaHei"/>
+          <w:sz w:val="21"/>
+        </w:rPr>
+        <w:t>本质定义：</w:t>
+      </w:r>
+    </w:p>
+    <w:p>
+      <w:pPr>
+        <w:jc w:val="both"/>
+      </w:pPr>
+      <w:r>
+        <w:rPr>
+          <w:rFonts w:ascii="Microsoft YaHei" w:hAnsi="Microsoft YaHei" w:eastAsia="Microsoft YaHei"/>
+          <w:sz w:val="21"/>
+        </w:rPr>
+        <w:t>&gt; 驻点工作 = 有限时间 + 高频流动 + 信息驱动 + 一次见效</w:t>
+      </w:r>
+    </w:p>
+    <w:p>
+      <w:pPr>
+        <w:pStyle w:val="Heading3"/>
+      </w:pPr>
+      <w:r>
+        <w:rPr>
+          <w:rFonts w:ascii="Microsoft YaHei" w:hAnsi="Microsoft YaHei" w:eastAsia="Microsoft YaHei"/>
+          <w:b/>
+          <w:color w:val="2E5A4C"/>
+          <w:sz w:val="24"/>
+        </w:rPr>
+        <w:t>问题0.2：数字化工具的本质是什么？</w:t>
+      </w:r>
+    </w:p>
+    <w:p>
+      <w:pPr>
+        <w:jc w:val="both"/>
+      </w:pPr>
+      <w:r>
+        <w:rPr>
+          <w:rFonts w:ascii="Microsoft YaHei" w:hAnsi="Microsoft YaHei" w:eastAsia="Microsoft YaHei"/>
+          <w:sz w:val="21"/>
+        </w:rPr>
+        <w:t>常见误解：</w:t>
+      </w:r>
+    </w:p>
+    <w:p>
+      <w:pPr>
+        <w:jc w:val="both"/>
+      </w:pPr>
+      <w:r>
+        <w:rPr>
+          <w:rFonts w:ascii="Microsoft YaHei" w:hAnsi="Microsoft YaHei" w:eastAsia="Microsoft YaHei"/>
+          <w:sz w:val="21"/>
+        </w:rPr>
+        <w:t>- ❌ 数字化工具 = APP、小程序、机器人</w:t>
+      </w:r>
+    </w:p>
+    <w:p>
+      <w:pPr>
+        <w:jc w:val="both"/>
+      </w:pPr>
+      <w:r>
+        <w:rPr>
+          <w:rFonts w:ascii="Microsoft YaHei" w:hAnsi="Microsoft YaHei" w:eastAsia="Microsoft YaHei"/>
+          <w:sz w:val="21"/>
+        </w:rPr>
+        <w:t>- ❌ 数字化工具 = 技术手段</w:t>
+      </w:r>
+    </w:p>
+    <w:p>
+      <w:pPr>
+        <w:jc w:val="both"/>
+      </w:pPr>
+      <w:r>
+        <w:rPr>
+          <w:rFonts w:ascii="Microsoft YaHei" w:hAnsi="Microsoft YaHei" w:eastAsia="Microsoft YaHei"/>
+          <w:sz w:val="21"/>
+        </w:rPr>
+        <w:t>- ❌ 数字化工具 = 自动化替代人工</w:t>
+      </w:r>
+    </w:p>
+    <w:p>
+      <w:pPr>
+        <w:jc w:val="both"/>
+      </w:pPr>
+      <w:r>
+        <w:rPr>
+          <w:rFonts w:ascii="Microsoft YaHei" w:hAnsi="Microsoft YaHei" w:eastAsia="Microsoft YaHei"/>
+          <w:sz w:val="21"/>
+        </w:rPr>
+        <w:t>本质思考：</w:t>
+      </w:r>
+    </w:p>
+    <w:p>
+      <w:pPr>
+        <w:jc w:val="center"/>
+      </w:pPr>
+      <w:r>
+        <w:drawing>
+          <wp:inline xmlns:a="http://schemas.openxmlformats.org/drawingml/2006/main" xmlns:pic="http://schemas.openxmlformats.org/drawingml/2006/picture">
+            <wp:extent cx="5029200" cy="8499348"/>
+            <wp:docPr id="2" name="Picture 2"/>
+            <wp:cNvGraphicFramePr>
+              <a:graphicFrameLocks noChangeAspect="1"/>
+            </wp:cNvGraphicFramePr>
+            <a:graphic>
+              <a:graphicData uri="http://schemas.openxmlformats.org/drawingml/2006/picture">
+                <pic:pic>
+                  <pic:nvPicPr>
+                    <pic:cNvPr id="0" name="ascii_img_002.png"/>
+                    <pic:cNvPicPr/>
+                  </pic:nvPicPr>
+                  <pic:blipFill>
+                    <a:blip r:embed="rId10"/>
+                    <a:stretch>
+                      <a:fillRect/>
+                    </a:stretch>
+                  </pic:blipFill>
+                  <pic:spPr>
+                    <a:xfrm>
+                      <a:off x="0" y="0"/>
+                      <a:ext cx="5029200" cy="8499348"/>
+                    </a:xfrm>
+                    <a:prstGeom prst="rect"/>
+                  </pic:spPr>
+                </pic:pic>
+              </a:graphicData>
+            </a:graphic>
+          </wp:inline>
+        </w:drawing>
+      </w:r>
+    </w:p>
+    <w:p>
+      <w:pPr>
+        <w:jc w:val="both"/>
+      </w:pPr>
+      <w:r>
+        <w:rPr>
+          <w:rFonts w:ascii="Microsoft YaHei" w:hAnsi="Microsoft YaHei" w:eastAsia="Microsoft YaHei"/>
+          <w:sz w:val="21"/>
+        </w:rPr>
+        <w:t>本质定义：</w:t>
+      </w:r>
+    </w:p>
+    <w:p>
+      <w:pPr>
+        <w:jc w:val="both"/>
+      </w:pPr>
+      <w:r>
+        <w:rPr>
+          <w:rFonts w:ascii="Microsoft YaHei" w:hAnsi="Microsoft YaHei" w:eastAsia="Microsoft YaHei"/>
+          <w:sz w:val="21"/>
+        </w:rPr>
+        <w:t>&gt; 数字化工具 = 信息的载体 + 流程的固化 + 决策的支撑</w:t>
+      </w:r>
+    </w:p>
+    <w:p>
+      <w:pPr>
+        <w:pStyle w:val="Heading3"/>
+      </w:pPr>
+      <w:r>
+        <w:rPr>
+          <w:rFonts w:ascii="Microsoft YaHei" w:hAnsi="Microsoft YaHei" w:eastAsia="Microsoft YaHei"/>
+          <w:b/>
+          <w:color w:val="2E5A4C"/>
+          <w:sz w:val="24"/>
+        </w:rPr>
+        <w:t>问题0.3：数字化与驻点工作的关系是什么？</w:t>
+      </w:r>
+    </w:p>
+    <w:p>
+      <w:pPr>
+        <w:jc w:val="both"/>
+      </w:pPr>
+      <w:r>
+        <w:rPr>
+          <w:rFonts w:ascii="Microsoft YaHei" w:hAnsi="Microsoft YaHei" w:eastAsia="Microsoft YaHei"/>
+          <w:sz w:val="21"/>
+        </w:rPr>
+        <w:t>核心矛盾：</w:t>
+      </w:r>
+    </w:p>
+    <w:p>
+      <w:pPr>
+        <w:jc w:val="both"/>
+      </w:pPr>
+      <w:r>
+        <w:rPr>
+          <w:rFonts w:ascii="Microsoft YaHei" w:hAnsi="Microsoft YaHei" w:eastAsia="Microsoft YaHei"/>
+          <w:sz w:val="21"/>
+        </w:rPr>
+        <w:t>解决思路：</w:t>
+      </w:r>
+    </w:p>
+    <w:p>
+      <w:pPr>
+        <w:jc w:val="both"/>
+      </w:pPr>
+      <w:r>
+        <w:rPr>
+          <w:rFonts w:ascii="Microsoft YaHei" w:hAnsi="Microsoft YaHei" w:eastAsia="Microsoft YaHei"/>
+          <w:sz w:val="21"/>
+        </w:rPr>
+        <w:t>关系定义：</w:t>
+      </w:r>
+    </w:p>
+    <w:p>
+      <w:pPr>
+        <w:jc w:val="both"/>
+      </w:pPr>
+      <w:r>
+        <w:rPr>
+          <w:rFonts w:ascii="Microsoft YaHei" w:hAnsi="Microsoft YaHei" w:eastAsia="Microsoft YaHei"/>
+          <w:sz w:val="21"/>
+        </w:rPr>
+        <w:t>&gt; 数字化与驻点工作 = 赋能关系，而非替代关系</w:t>
+      </w:r>
+    </w:p>
+    <w:p>
+      <w:pPr>
+        <w:jc w:val="both"/>
+      </w:pPr>
+      <w:r>
+        <w:rPr>
+          <w:rFonts w:ascii="Microsoft YaHei" w:hAnsi="Microsoft YaHei" w:eastAsia="Microsoft YaHei"/>
+          <w:sz w:val="21"/>
+        </w:rPr>
+        <w:t>&gt;</w:t>
+      </w:r>
+    </w:p>
+    <w:p>
+      <w:pPr>
+        <w:jc w:val="both"/>
+      </w:pPr>
+      <w:r>
+        <w:rPr>
+          <w:rFonts w:ascii="Microsoft YaHei" w:hAnsi="Microsoft YaHei" w:eastAsia="Microsoft YaHei"/>
+          <w:sz w:val="21"/>
+        </w:rPr>
+        <w:t>&gt; 数字化工具的本质是赋能客户经理，让其在有限时间内更高效地完成工作。</w:t>
+      </w:r>
+    </w:p>
+    <w:p>
+      <w:pPr>
+        <w:pStyle w:val="Heading2"/>
+      </w:pPr>
+      <w:r>
+        <w:rPr>
+          <w:rFonts w:ascii="Microsoft YaHei" w:hAnsi="Microsoft YaHei" w:eastAsia="Microsoft YaHei"/>
+          <w:b/>
+          <w:color w:val="1B365D"/>
+          <w:sz w:val="28"/>
+        </w:rPr>
+        <w:t>📐 Level 1：理论框架构建</w:t>
+      </w:r>
+    </w:p>
+    <w:p>
+      <w:pPr>
+        <w:pStyle w:val="Heading3"/>
+      </w:pPr>
+      <w:r>
+        <w:rPr>
+          <w:rFonts w:ascii="Microsoft YaHei" w:hAnsi="Microsoft YaHei" w:eastAsia="Microsoft YaHei"/>
+          <w:b/>
+          <w:color w:val="2E5A4C"/>
+          <w:sz w:val="24"/>
+        </w:rPr>
+        <w:t>框架1.1：驻点工作的数字化赋能模型</w:t>
+      </w:r>
+    </w:p>
+    <w:p>
+      <w:pPr>
+        <w:jc w:val="both"/>
+      </w:pPr>
+      <w:r>
+        <w:rPr>
+          <w:rFonts w:ascii="Microsoft YaHei" w:hAnsi="Microsoft YaHei" w:eastAsia="Microsoft YaHei"/>
+          <w:sz w:val="21"/>
+        </w:rPr>
+        <w:t>三层赋能模型：</w:t>
+      </w:r>
+    </w:p>
+    <w:p>
+      <w:pPr>
+        <w:jc w:val="center"/>
+      </w:pPr>
+      <w:r>
+        <w:drawing>
+          <wp:inline xmlns:a="http://schemas.openxmlformats.org/drawingml/2006/main" xmlns:pic="http://schemas.openxmlformats.org/drawingml/2006/picture">
+            <wp:extent cx="5029200" cy="3731012"/>
             <wp:docPr id="3" name="Picture 3"/>
             <wp:cNvGraphicFramePr>
               <a:graphicFrameLocks noChangeAspect="1"/>
@@ -19,7 +640,7 @@
               <a:graphicData uri="http://schemas.openxmlformats.org/drawingml/2006/picture">
                 <pic:pic>
                   <pic:nvPicPr>
-                    <pic:cNvPr id="0" name="08-数字化赋能理论_115.png"/>
+                    <pic:cNvPr id="0" name="ascii_img_005.png"/>
                     <pic:cNvPicPr/>
                   </pic:nvPicPr>
                   <pic:blipFill>
@@ -31,7 +652,7 @@
                   <pic:spPr>
                     <a:xfrm>
                       <a:off x="0" y="0"/>
-                      <a:ext cx="5029200" cy="2235200"/>
+                      <a:ext cx="5029200" cy="3731012"/>
                     </a:xfrm>
                     <a:prstGeom prst="rect"/>
                   </pic:spPr>
@@ -44,27 +665,200 @@
     </w:p>
     <w:p>
       <w:pPr>
-        <w:pStyle w:val="Heading2"/>
-        <w:jc w:val="left"/>
+        <w:jc w:val="both"/>
+      </w:pPr>
+      <w:r>
+        <w:rPr>
+          <w:rFonts w:ascii="Microsoft YaHei" w:hAnsi="Microsoft YaHei" w:eastAsia="Microsoft YaHei"/>
+          <w:sz w:val="21"/>
+        </w:rPr>
+        <w:t>各层详解：</w:t>
+      </w:r>
+    </w:p>
+    <w:p>
+      <w:pPr>
+        <w:pStyle w:val="Heading4"/>
       </w:pPr>
       <w:r>
         <w:rPr>
           <w:rFonts w:ascii="Microsoft YaHei" w:hAnsi="Microsoft YaHei" w:eastAsia="Microsoft YaHei"/>
           <w:b/>
-          <w:color w:val="1B365D"/>
-          <w:sz w:val="28"/>
+          <w:color w:val="2E5A4C"/>
+          <w:sz w:val="24"/>
         </w:rPr>
-        <w:t>📋 问题重述</w:t>
+        <w:t>信息层：解决"信息不对称"</w:t>
       </w:r>
     </w:p>
     <w:p>
       <w:pPr>
+        <w:jc w:val="both"/>
+      </w:pPr>
+      <w:r>
+        <w:rPr>
+          <w:rFonts w:ascii="Microsoft YaHei" w:hAnsi="Microsoft YaHei" w:eastAsia="Microsoft YaHei"/>
+          <w:sz w:val="21"/>
+        </w:rPr>
+        <w:t>驻点前：</w:t>
+      </w:r>
+    </w:p>
+    <w:p>
+      <w:pPr>
+        <w:jc w:val="both"/>
+      </w:pPr>
+      <w:r>
+        <w:rPr>
+          <w:rFonts w:ascii="Microsoft YaHei" w:hAnsi="Microsoft YaHei" w:eastAsia="Microsoft YaHei"/>
+          <w:sz w:val="21"/>
+        </w:rPr>
+        <w:t>驻点中：</w:t>
+      </w:r>
+    </w:p>
+    <w:p>
+      <w:pPr>
+        <w:jc w:val="both"/>
+      </w:pPr>
+      <w:r>
+        <w:rPr>
+          <w:rFonts w:ascii="Microsoft YaHei" w:hAnsi="Microsoft YaHei" w:eastAsia="Microsoft YaHei"/>
+          <w:sz w:val="21"/>
+        </w:rPr>
+        <w:t>驻点后：</w:t>
+      </w:r>
+    </w:p>
+    <w:p>
+      <w:pPr>
+        <w:pStyle w:val="Heading4"/>
+      </w:pPr>
+      <w:r>
+        <w:rPr>
+          <w:rFonts w:ascii="Microsoft YaHei" w:hAnsi="Microsoft YaHei" w:eastAsia="Microsoft YaHei"/>
+          <w:b/>
+          <w:color w:val="2E5A4C"/>
+          <w:sz w:val="24"/>
+        </w:rPr>
+        <w:t>流程层：解决"工作不规范"</w:t>
+      </w:r>
+    </w:p>
+    <w:p>
+      <w:pPr>
+        <w:jc w:val="both"/>
+      </w:pPr>
+      <w:r>
+        <w:rPr>
+          <w:rFonts w:ascii="Microsoft YaHei" w:hAnsi="Microsoft YaHei" w:eastAsia="Microsoft YaHei"/>
+          <w:sz w:val="21"/>
+        </w:rPr>
+        <w:t>工作清单：</w:t>
+      </w:r>
+    </w:p>
+    <w:p>
+      <w:pPr>
+        <w:jc w:val="both"/>
+      </w:pPr>
+      <w:r>
+        <w:rPr>
+          <w:rFonts w:ascii="Microsoft YaHei" w:hAnsi="Microsoft YaHei" w:eastAsia="Microsoft YaHei"/>
+          <w:sz w:val="21"/>
+        </w:rPr>
+        <w:t>工作模板：</w:t>
+      </w:r>
+    </w:p>
+    <w:p>
+      <w:pPr>
+        <w:jc w:val="both"/>
+      </w:pPr>
+      <w:r>
+        <w:rPr>
+          <w:rFonts w:ascii="Microsoft YaHei" w:hAnsi="Microsoft YaHei" w:eastAsia="Microsoft YaHei"/>
+          <w:sz w:val="21"/>
+        </w:rPr>
+        <w:t>工作标准：</w:t>
+      </w:r>
+    </w:p>
+    <w:p>
+      <w:pPr>
+        <w:pStyle w:val="Heading4"/>
+      </w:pPr>
+      <w:r>
+        <w:rPr>
+          <w:rFonts w:ascii="Microsoft YaHei" w:hAnsi="Microsoft YaHei" w:eastAsia="Microsoft YaHei"/>
+          <w:b/>
+          <w:color w:val="2E5A4C"/>
+          <w:sz w:val="24"/>
+        </w:rPr>
+        <w:t>决策层：解决"决策无依据"</w:t>
+      </w:r>
+    </w:p>
+    <w:p>
+      <w:pPr>
+        <w:jc w:val="both"/>
+      </w:pPr>
+      <w:r>
+        <w:rPr>
+          <w:rFonts w:ascii="Microsoft YaHei" w:hAnsi="Microsoft YaHei" w:eastAsia="Microsoft YaHei"/>
+          <w:sz w:val="21"/>
+        </w:rPr>
+        <w:t>数据分析：</w:t>
+      </w:r>
+    </w:p>
+    <w:p>
+      <w:pPr>
+        <w:jc w:val="both"/>
+      </w:pPr>
+      <w:r>
+        <w:rPr>
+          <w:rFonts w:ascii="Microsoft YaHei" w:hAnsi="Microsoft YaHei" w:eastAsia="Microsoft YaHei"/>
+          <w:sz w:val="21"/>
+        </w:rPr>
+        <w:t>预警提示：</w:t>
+      </w:r>
+    </w:p>
+    <w:p>
+      <w:pPr>
+        <w:jc w:val="both"/>
+      </w:pPr>
+      <w:r>
+        <w:rPr>
+          <w:rFonts w:ascii="Microsoft YaHei" w:hAnsi="Microsoft YaHei" w:eastAsia="Microsoft YaHei"/>
+          <w:sz w:val="21"/>
+        </w:rPr>
+        <w:t>效果评估：</w:t>
+      </w:r>
+    </w:p>
+    <w:p>
+      <w:pPr>
+        <w:pStyle w:val="Heading3"/>
+      </w:pPr>
+      <w:r>
+        <w:rPr>
+          <w:rFonts w:ascii="Microsoft YaHei" w:hAnsi="Microsoft YaHei" w:eastAsia="Microsoft YaHei"/>
+          <w:b/>
+          <w:color w:val="2E5A4C"/>
+          <w:sz w:val="24"/>
+        </w:rPr>
+        <w:t>框架1.2：数字化工具选择的理论标准</w:t>
+      </w:r>
+    </w:p>
+    <w:p>
+      <w:pPr>
+        <w:jc w:val="both"/>
+      </w:pPr>
+      <w:r>
+        <w:rPr>
+          <w:rFonts w:ascii="Microsoft YaHei" w:hAnsi="Microsoft YaHei" w:eastAsia="Microsoft YaHei"/>
+          <w:sz w:val="21"/>
+        </w:rPr>
+        <w:t>四维评估模型：</w:t>
+      </w:r>
+    </w:p>
+    <w:p>
+      <w:pPr>
         <w:jc w:val="center"/>
       </w:pPr>
       <w:r>
         <w:drawing>
           <wp:inline xmlns:a="http://schemas.openxmlformats.org/drawingml/2006/main" xmlns:pic="http://schemas.openxmlformats.org/drawingml/2006/picture">
-            <wp:extent cx="5029200" cy="2235200"/>
+            <wp:extent cx="5029200" cy="4625433"/>
             <wp:docPr id="4" name="Picture 4"/>
             <wp:cNvGraphicFramePr>
               <a:graphicFrameLocks noChangeAspect="1"/>
@@ -73,11 +867,11 @@
               <a:graphicData uri="http://schemas.openxmlformats.org/drawingml/2006/picture">
                 <pic:pic>
                   <pic:nvPicPr>
-                    <pic:cNvPr id="0" name="08-数字化赋能理论_115.png"/>
+                    <pic:cNvPr id="0" name="ascii_img_015.png"/>
                     <pic:cNvPicPr/>
                   </pic:nvPicPr>
                   <pic:blipFill>
-                    <a:blip r:embed="rId11"/>
+                    <a:blip r:embed="rId12"/>
                     <a:stretch>
                       <a:fillRect/>
                     </a:stretch>
@@ -85,7 +879,7 @@
                   <pic:spPr>
                     <a:xfrm>
                       <a:off x="0" y="0"/>
-                      <a:ext cx="5029200" cy="2235200"/>
+                      <a:ext cx="5029200" cy="4625433"/>
                     </a:xfrm>
                     <a:prstGeom prst="rect"/>
                   </pic:spPr>
@@ -98,13 +892,87 @@
     </w:p>
     <w:p>
       <w:pPr>
+        <w:jc w:val="both"/>
+      </w:pPr>
+      <w:r>
+        <w:rPr>
+          <w:rFonts w:ascii="Microsoft YaHei" w:hAnsi="Microsoft YaHei" w:eastAsia="Microsoft YaHei"/>
+          <w:sz w:val="21"/>
+        </w:rPr>
+        <w:t>评估工具：</w:t>
+      </w:r>
+    </w:p>
+    <w:p>
+      <w:pPr>
+        <w:jc w:val="both"/>
+      </w:pPr>
+      <w:r>
+        <w:rPr>
+          <w:rFonts w:ascii="Microsoft YaHei" w:hAnsi="Microsoft YaHei" w:eastAsia="Microsoft YaHei"/>
+          <w:sz w:val="21"/>
+        </w:rPr>
+        <w:t>微信群机器人（非官方）：</w:t>
+      </w:r>
+    </w:p>
+    <w:p>
+      <w:pPr>
+        <w:jc w:val="both"/>
+      </w:pPr>
+      <w:r>
+        <w:rPr>
+          <w:rFonts w:ascii="Microsoft YaHei" w:hAnsi="Microsoft YaHei" w:eastAsia="Microsoft YaHei"/>
+          <w:sz w:val="21"/>
+        </w:rPr>
+        <w:t>企业微信客户群自动回复（官方）：</w:t>
+      </w:r>
+    </w:p>
+    <w:p>
+      <w:pPr>
+        <w:jc w:val="both"/>
+      </w:pPr>
+      <w:r>
+        <w:rPr>
+          <w:rFonts w:ascii="Microsoft YaHei" w:hAnsi="Microsoft YaHei" w:eastAsia="Microsoft YaHei"/>
+          <w:sz w:val="21"/>
+        </w:rPr>
+        <w:t>知识库（WPS云文档/多维表）：</w:t>
+      </w:r>
+    </w:p>
+    <w:p>
+      <w:pPr>
+        <w:pStyle w:val="Heading3"/>
+      </w:pPr>
+      <w:r>
+        <w:rPr>
+          <w:rFonts w:ascii="Microsoft YaHei" w:hAnsi="Microsoft YaHei" w:eastAsia="Microsoft YaHei"/>
+          <w:b/>
+          <w:color w:val="2E5A4C"/>
+          <w:sz w:val="24"/>
+        </w:rPr>
+        <w:t>框架1.3：数字化赋能的价值创造机制</w:t>
+      </w:r>
+    </w:p>
+    <w:p>
+      <w:pPr>
+        <w:jc w:val="both"/>
+      </w:pPr>
+      <w:r>
+        <w:rPr>
+          <w:rFonts w:ascii="Microsoft YaHei" w:hAnsi="Microsoft YaHei" w:eastAsia="Microsoft YaHei"/>
+          <w:sz w:val="21"/>
+        </w:rPr>
+        <w:t>价值创造链：</w:t>
+      </w:r>
+    </w:p>
+    <w:p>
+      <w:pPr>
         <w:jc w:val="center"/>
       </w:pPr>
       <w:r>
         <w:drawing>
           <wp:inline xmlns:a="http://schemas.openxmlformats.org/drawingml/2006/main" xmlns:pic="http://schemas.openxmlformats.org/drawingml/2006/picture">
-            <wp:extent cx="5029200" cy="10938510"/>
-            <wp:docPr id="2" name="Picture 2"/>
+            <wp:extent cx="5029200" cy="4274820"/>
+            <wp:docPr id="5" name="Picture 5"/>
             <wp:cNvGraphicFramePr>
               <a:graphicFrameLocks noChangeAspect="1"/>
             </wp:cNvGraphicFramePr>
@@ -112,11 +980,11 @@
               <a:graphicData uri="http://schemas.openxmlformats.org/drawingml/2006/picture">
                 <pic:pic>
                   <pic:nvPicPr>
-                    <pic:cNvPr id="0" name="08-数字化赋能理论_114.png"/>
+                    <pic:cNvPr id="0" name="ascii_img_019.png"/>
                     <pic:cNvPicPr/>
                   </pic:nvPicPr>
                   <pic:blipFill>
-                    <a:blip r:embed="rId10"/>
+                    <a:blip r:embed="rId13"/>
                     <a:stretch>
                       <a:fillRect/>
                     </a:stretch>
@@ -124,7 +992,7 @@
                   <pic:spPr>
                     <a:xfrm>
                       <a:off x="0" y="0"/>
-                      <a:ext cx="5029200" cy="10938510"/>
+                      <a:ext cx="5029200" cy="4274820"/>
                     </a:xfrm>
                     <a:prstGeom prst="rect"/>
                   </pic:spPr>
@@ -144,18 +1012,212 @@
           <w:rFonts w:ascii="Microsoft YaHei" w:hAnsi="Microsoft YaHei" w:eastAsia="Microsoft YaHei"/>
           <w:sz w:val="21"/>
         </w:rPr>
-        <w:t>2. 知识库可以开展，有完整的智能方式</w:t>
+        <w:t>详解：</w:t>
       </w:r>
     </w:p>
     <w:p>
       <w:pPr>
+        <w:pStyle w:val="Heading4"/>
+      </w:pPr>
+      <w:r>
+        <w:rPr>
+          <w:rFonts w:ascii="Microsoft YaHei" w:hAnsi="Microsoft YaHei" w:eastAsia="Microsoft YaHei"/>
+          <w:b/>
+          <w:color w:val="2E5A4C"/>
+          <w:sz w:val="24"/>
+        </w:rPr>
+        <w:t>第一环：数字化工具 → 赋能客户经理</w:t>
+      </w:r>
+    </w:p>
+    <w:p>
+      <w:pPr>
+        <w:pStyle w:val="Heading4"/>
+      </w:pPr>
+      <w:r>
+        <w:rPr>
+          <w:rFonts w:ascii="Microsoft YaHei" w:hAnsi="Microsoft YaHei" w:eastAsia="Microsoft YaHei"/>
+          <w:b/>
+          <w:color w:val="2E5A4C"/>
+          <w:sz w:val="24"/>
+        </w:rPr>
+        <w:t>第二环：赋能客户经理 → 提升服务能力</w:t>
+      </w:r>
+    </w:p>
+    <w:p>
+      <w:pPr>
+        <w:pStyle w:val="Heading4"/>
+      </w:pPr>
+      <w:r>
+        <w:rPr>
+          <w:rFonts w:ascii="Microsoft YaHei" w:hAnsi="Microsoft YaHei" w:eastAsia="Microsoft YaHei"/>
+          <w:b/>
+          <w:color w:val="2E5A4C"/>
+          <w:sz w:val="24"/>
+        </w:rPr>
+        <w:t>第三环：提升服务能力 → 创造客户价值</w:t>
+      </w:r>
+    </w:p>
+    <w:p>
+      <w:pPr>
+        <w:pStyle w:val="Heading4"/>
+      </w:pPr>
+      <w:r>
+        <w:rPr>
+          <w:rFonts w:ascii="Microsoft YaHei" w:hAnsi="Microsoft YaHei" w:eastAsia="Microsoft YaHei"/>
+          <w:b/>
+          <w:color w:val="2E5A4C"/>
+          <w:sz w:val="24"/>
+        </w:rPr>
+        <w:t>第四环：创造客户价值 → 实现组织目标</w:t>
+      </w:r>
+    </w:p>
+    <w:p>
+      <w:pPr>
+        <w:pStyle w:val="Heading2"/>
+      </w:pPr>
+      <w:r>
+        <w:rPr>
+          <w:rFonts w:ascii="Microsoft YaHei" w:hAnsi="Microsoft YaHei" w:eastAsia="Microsoft YaHei"/>
+          <w:b/>
+          <w:color w:val="1B365D"/>
+          <w:sz w:val="28"/>
+        </w:rPr>
+        <w:t>🔍 Level 1：理论模型深化</w:t>
+      </w:r>
+    </w:p>
+    <w:p>
+      <w:pPr>
+        <w:pStyle w:val="Heading3"/>
+      </w:pPr>
+      <w:r>
+        <w:rPr>
+          <w:rFonts w:ascii="Microsoft YaHei" w:hAnsi="Microsoft YaHei" w:eastAsia="Microsoft YaHei"/>
+          <w:b/>
+          <w:color w:val="2E5A4C"/>
+          <w:sz w:val="24"/>
+        </w:rPr>
+        <w:t>模型1：驻点工作的"三前"理论</w:t>
+      </w:r>
+    </w:p>
+    <w:p>
+      <w:pPr>
+        <w:jc w:val="both"/>
+      </w:pPr>
+      <w:r>
+        <w:rPr>
+          <w:rFonts w:ascii="Microsoft YaHei" w:hAnsi="Microsoft YaHei" w:eastAsia="Microsoft YaHei"/>
+          <w:sz w:val="21"/>
+        </w:rPr>
+        <w:t>核心观点：</w:t>
+      </w:r>
+    </w:p>
+    <w:p>
+      <w:pPr>
+        <w:jc w:val="both"/>
+      </w:pPr>
+      <w:r>
+        <w:rPr>
+          <w:rFonts w:ascii="Microsoft YaHei" w:hAnsi="Microsoft YaHei" w:eastAsia="Microsoft YaHei"/>
+          <w:sz w:val="21"/>
+        </w:rPr>
+        <w:t>&gt; 驻点工作的本质是"前置"，通过服务前置、信息前置、资源前置，实现问题的提前化解。</w:t>
+      </w:r>
+    </w:p>
+    <w:p>
+      <w:pPr>
+        <w:jc w:val="both"/>
+      </w:pPr>
+      <w:r>
+        <w:rPr>
+          <w:rFonts w:ascii="Microsoft YaHei" w:hAnsi="Microsoft YaHei" w:eastAsia="Microsoft YaHei"/>
+          <w:sz w:val="21"/>
+        </w:rPr>
+        <w:t>三前理论：</w:t>
+      </w:r>
+    </w:p>
+    <w:p>
+      <w:pPr>
+        <w:jc w:val="both"/>
+      </w:pPr>
+      <w:r>
+        <w:rPr>
+          <w:rFonts w:ascii="Microsoft YaHei" w:hAnsi="Microsoft YaHei" w:eastAsia="Microsoft YaHei"/>
+          <w:sz w:val="21"/>
+        </w:rPr>
+        <w:t>"三前"与数字化的关系：</w:t>
+      </w:r>
+    </w:p>
+    <w:p>
+      <w:pPr>
+        <w:pStyle w:val="Heading3"/>
+      </w:pPr>
+      <w:r>
+        <w:rPr>
+          <w:rFonts w:ascii="Microsoft YaHei" w:hAnsi="Microsoft YaHei" w:eastAsia="Microsoft YaHei"/>
+          <w:b/>
+          <w:color w:val="2E5A4C"/>
+          <w:sz w:val="24"/>
+        </w:rPr>
+        <w:t>模型2：数字化赋能的"三零"理论</w:t>
+      </w:r>
+    </w:p>
+    <w:p>
+      <w:pPr>
+        <w:jc w:val="both"/>
+      </w:pPr>
+      <w:r>
+        <w:rPr>
+          <w:rFonts w:ascii="Microsoft YaHei" w:hAnsi="Microsoft YaHei" w:eastAsia="Microsoft YaHei"/>
+          <w:sz w:val="21"/>
+        </w:rPr>
+        <w:t>核心观点：</w:t>
+      </w:r>
+    </w:p>
+    <w:p>
+      <w:pPr>
+        <w:jc w:val="both"/>
+      </w:pPr>
+      <w:r>
+        <w:rPr>
+          <w:rFonts w:ascii="Microsoft YaHei" w:hAnsi="Microsoft YaHei" w:eastAsia="Microsoft YaHei"/>
+          <w:sz w:val="21"/>
+        </w:rPr>
+        <w:t>&gt; 数字化工具的目标是实现"零等待、零距离、零遗漏"，让服务更加高效、贴心、可靠。</w:t>
+      </w:r>
+    </w:p>
+    <w:p>
+      <w:pPr>
+        <w:jc w:val="both"/>
+      </w:pPr>
+      <w:r>
+        <w:rPr>
+          <w:rFonts w:ascii="Microsoft YaHei" w:hAnsi="Microsoft YaHei" w:eastAsia="Microsoft YaHei"/>
+          <w:sz w:val="21"/>
+        </w:rPr>
+        <w:t>三零理论：</w:t>
+      </w:r>
+    </w:p>
+    <w:p>
+      <w:pPr>
+        <w:jc w:val="both"/>
+      </w:pPr>
+      <w:r>
+        <w:rPr>
+          <w:rFonts w:ascii="Microsoft YaHei" w:hAnsi="Microsoft YaHei" w:eastAsia="Microsoft YaHei"/>
+          <w:sz w:val="21"/>
+        </w:rPr>
+        <w:t>"三零"的实现路径：</w:t>
+      </w:r>
+    </w:p>
+    <w:p>
+      <w:pPr>
         <w:jc w:val="center"/>
       </w:pPr>
       <w:r>
         <w:drawing>
           <wp:inline xmlns:a="http://schemas.openxmlformats.org/drawingml/2006/main" xmlns:pic="http://schemas.openxmlformats.org/drawingml/2006/picture">
-            <wp:extent cx="5029200" cy="4582160"/>
-            <wp:docPr id="5" name="Picture 5"/>
+            <wp:extent cx="5029200" cy="4978908"/>
+            <wp:docPr id="6" name="Picture 6"/>
             <wp:cNvGraphicFramePr>
               <a:graphicFrameLocks noChangeAspect="1"/>
             </wp:cNvGraphicFramePr>
@@ -163,11 +1225,11 @@
               <a:graphicData uri="http://schemas.openxmlformats.org/drawingml/2006/picture">
                 <pic:pic>
                   <pic:nvPicPr>
-                    <pic:cNvPr id="0" name="08-数字化赋能理论_117.png"/>
+                    <pic:cNvPr id="0" name="ascii_img_026.png"/>
                     <pic:cNvPicPr/>
                   </pic:nvPicPr>
                   <pic:blipFill>
-                    <a:blip r:embed="rId12"/>
+                    <a:blip r:embed="rId14"/>
                     <a:stretch>
                       <a:fillRect/>
                     </a:stretch>
@@ -175,7 +1237,7 @@
                   <pic:spPr>
                     <a:xfrm>
                       <a:off x="0" y="0"/>
-                      <a:ext cx="5029200" cy="4582160"/>
+                      <a:ext cx="5029200" cy="4978908"/>
                     </a:xfrm>
                     <a:prstGeom prst="rect"/>
                   </pic:spPr>
@@ -188,13 +1250,63 @@
     </w:p>
     <w:p>
       <w:pPr>
+        <w:pStyle w:val="Heading3"/>
+      </w:pPr>
+      <w:r>
+        <w:rPr>
+          <w:rFonts w:ascii="Microsoft YaHei" w:hAnsi="Microsoft YaHei" w:eastAsia="Microsoft YaHei"/>
+          <w:b/>
+          <w:color w:val="2E5A4C"/>
+          <w:sz w:val="24"/>
+        </w:rPr>
+        <w:t>模型3：数字化工具的"三层架构"理论</w:t>
+      </w:r>
+    </w:p>
+    <w:p>
+      <w:pPr>
+        <w:jc w:val="both"/>
+      </w:pPr>
+      <w:r>
+        <w:rPr>
+          <w:rFonts w:ascii="Microsoft YaHei" w:hAnsi="Microsoft YaHei" w:eastAsia="Microsoft YaHei"/>
+          <w:sz w:val="21"/>
+        </w:rPr>
+        <w:t>核心观点：</w:t>
+      </w:r>
+    </w:p>
+    <w:p>
+      <w:pPr>
+        <w:jc w:val="both"/>
+      </w:pPr>
+      <w:r>
+        <w:rPr>
+          <w:rFonts w:ascii="Microsoft YaHei" w:hAnsi="Microsoft YaHei" w:eastAsia="Microsoft YaHei"/>
+          <w:sz w:val="21"/>
+        </w:rPr>
+        <w:t>&gt; 数字化工具应该遵循"三层架构"：基础层、应用层、决策层，实现从数据到价值的转化。</w:t>
+      </w:r>
+    </w:p>
+    <w:p>
+      <w:pPr>
+        <w:jc w:val="both"/>
+      </w:pPr>
+      <w:r>
+        <w:rPr>
+          <w:rFonts w:ascii="Microsoft YaHei" w:hAnsi="Microsoft YaHei" w:eastAsia="Microsoft YaHei"/>
+          <w:sz w:val="21"/>
+        </w:rPr>
+        <w:t>三层架构：</w:t>
+      </w:r>
+    </w:p>
+    <w:p>
+      <w:pPr>
         <w:jc w:val="center"/>
       </w:pPr>
       <w:r>
         <w:drawing>
           <wp:inline xmlns:a="http://schemas.openxmlformats.org/drawingml/2006/main" xmlns:pic="http://schemas.openxmlformats.org/drawingml/2006/picture">
-            <wp:extent cx="5029200" cy="2235200"/>
-            <wp:docPr id="6" name="Picture 6"/>
+            <wp:extent cx="5029200" cy="2603106"/>
+            <wp:docPr id="7" name="Picture 7"/>
             <wp:cNvGraphicFramePr>
               <a:graphicFrameLocks noChangeAspect="1"/>
             </wp:cNvGraphicFramePr>
@@ -202,11 +1314,11 @@
               <a:graphicData uri="http://schemas.openxmlformats.org/drawingml/2006/picture">
                 <pic:pic>
                   <pic:nvPicPr>
-                    <pic:cNvPr id="0" name="08-数字化赋能理论_115.png"/>
+                    <pic:cNvPr id="0" name="ascii_img_027.png"/>
                     <pic:cNvPicPr/>
                   </pic:nvPicPr>
                   <pic:blipFill>
-                    <a:blip r:embed="rId11"/>
+                    <a:blip r:embed="rId15"/>
                     <a:stretch>
                       <a:fillRect/>
                     </a:stretch>
@@ -214,7 +1326,7 @@
                   <pic:spPr>
                     <a:xfrm>
                       <a:off x="0" y="0"/>
-                      <a:ext cx="5029200" cy="2235200"/>
+                      <a:ext cx="5029200" cy="2603106"/>
                     </a:xfrm>
                     <a:prstGeom prst="rect"/>
                   </pic:spPr>
@@ -227,125 +1339,6 @@
     </w:p>
     <w:p>
       <w:pPr>
-        <w:ind w:left="432"/>
-      </w:pPr>
-      <w:r>
-        <w:rPr>
-          <w:rFonts w:ascii="Microsoft YaHei" w:hAnsi="Microsoft YaHei" w:eastAsia="Microsoft YaHei"/>
-          <w:sz w:val="21"/>
-        </w:rPr>
-        <w:t>● 数字化工具的本质是什么？</w:t>
-      </w:r>
-    </w:p>
-    <w:p>
-      <w:pPr>
-        <w:ind w:left="432"/>
-      </w:pPr>
-      <w:r>
-        <w:rPr>
-          <w:rFonts w:ascii="Microsoft YaHei" w:hAnsi="Microsoft YaHei" w:eastAsia="Microsoft YaHei"/>
-          <w:sz w:val="21"/>
-        </w:rPr>
-        <w:t>● 它与驻点工作的关系是什么？</w:t>
-      </w:r>
-    </w:p>
-    <w:p>
-      <w:pPr>
-        <w:ind w:left="432"/>
-      </w:pPr>
-      <w:r>
-        <w:rPr>
-          <w:rFonts w:ascii="Microsoft YaHei" w:hAnsi="Microsoft YaHei" w:eastAsia="Microsoft YaHei"/>
-          <w:sz w:val="21"/>
-        </w:rPr>
-        <w:t>● 如何构建理论框架指导工具选择和应用？</w:t>
-      </w:r>
-    </w:p>
-    <w:p>
-      <w:pPr>
-        <w:pStyle w:val="Heading2"/>
-        <w:jc w:val="left"/>
-      </w:pPr>
-      <w:r>
-        <w:rPr>
-          <w:rFonts w:ascii="Microsoft YaHei" w:hAnsi="Microsoft YaHei" w:eastAsia="Microsoft YaHei"/>
-          <w:b/>
-          <w:color w:val="1B365D"/>
-          <w:sz w:val="28"/>
-        </w:rPr>
-        <w:t>📐 Level 1：理论框架构建</w:t>
-      </w:r>
-    </w:p>
-    <w:p>
-      <w:pPr>
-        <w:pStyle w:val="Heading3"/>
-        <w:jc w:val="left"/>
-      </w:pPr>
-      <w:r>
-        <w:rPr>
-          <w:rFonts w:ascii="Microsoft YaHei" w:hAnsi="Microsoft YaHei" w:eastAsia="Microsoft YaHei"/>
-          <w:b/>
-          <w:color w:val="2E5A4C"/>
-          <w:sz w:val="24"/>
-        </w:rPr>
-        <w:t>框架1.1：驻点工作的数字化赋能模型</w:t>
-      </w:r>
-    </w:p>
-    <w:p>
-      <w:pPr>
-        <w:jc w:val="both"/>
-      </w:pPr>
-      <w:r>
-        <w:rPr>
-          <w:rFonts w:ascii="Microsoft YaHei" w:hAnsi="Microsoft YaHei" w:eastAsia="Microsoft YaHei"/>
-          <w:sz w:val="21"/>
-        </w:rPr>
-        <w:t>三层赋能模型：</w:t>
-      </w:r>
-    </w:p>
-    <w:p>
-      <w:pPr>
-        <w:spacing w:before="120" w:after="120"/>
-        <w:ind w:left="432"/>
-        <w:jc w:val="center"/>
-      </w:pPr>
-      <w:r>
-        <w:drawing>
-          <wp:inline xmlns:a="http://schemas.openxmlformats.org/drawingml/2006/main" xmlns:pic="http://schemas.openxmlformats.org/drawingml/2006/picture">
-            <wp:extent cx="5029200" cy="2570480"/>
-            <wp:docPr id="1" name="Picture 1"/>
-            <wp:cNvGraphicFramePr>
-              <a:graphicFrameLocks noChangeAspect="1"/>
-            </wp:cNvGraphicFramePr>
-            <a:graphic>
-              <a:graphicData uri="http://schemas.openxmlformats.org/drawingml/2006/picture">
-                <pic:pic>
-                  <pic:nvPicPr>
-                    <pic:cNvPr id="0" name="08-数字化赋能理论_113.png"/>
-                    <pic:cNvPicPr/>
-                  </pic:nvPicPr>
-                  <pic:blipFill>
-                    <a:blip r:embed="rId9"/>
-                    <a:stretch>
-                      <a:fillRect/>
-                    </a:stretch>
-                  </pic:blipFill>
-                  <pic:spPr>
-                    <a:xfrm>
-                      <a:off x="0" y="0"/>
-                      <a:ext cx="5029200" cy="2570480"/>
-                    </a:xfrm>
-                    <a:prstGeom prst="rect"/>
-                  </pic:spPr>
-                </pic:pic>
-              </a:graphicData>
-            </a:graphic>
-          </wp:inline>
-        </w:drawing>
-      </w:r>
-    </w:p>
-    <w:p>
-      <w:pPr>
         <w:jc w:val="both"/>
       </w:pPr>
       <w:r>
@@ -359,434 +1352,6 @@
     <w:p>
       <w:pPr>
         <w:pStyle w:val="Heading4"/>
-        <w:jc w:val="left"/>
-      </w:pPr>
-      <w:r>
-        <w:rPr>
-          <w:rFonts w:ascii="Microsoft YaHei" w:hAnsi="Microsoft YaHei" w:eastAsia="Microsoft YaHei"/>
-          <w:b/>
-          <w:sz w:val="22"/>
-        </w:rPr>
-        <w:t>信息层：解决"信息不对称"</w:t>
-      </w:r>
-    </w:p>
-    <w:p>
-      <w:pPr>
-        <w:jc w:val="both"/>
-      </w:pPr>
-      <w:r>
-        <w:rPr>
-          <w:rFonts w:ascii="Microsoft YaHei" w:hAnsi="Microsoft YaHei" w:eastAsia="Microsoft YaHei"/>
-          <w:sz w:val="21"/>
-        </w:rPr>
-        <w:t>驻点前：</w:t>
-      </w:r>
-    </w:p>
-    <w:p>
-      <w:pPr>
-        <w:spacing w:before="120" w:after="120"/>
-        <w:ind w:left="432"/>
-        <w:jc w:val="center"/>
-      </w:pPr>
-      <w:r>
-        <w:drawing>
-          <wp:inline xmlns:a="http://schemas.openxmlformats.org/drawingml/2006/main" xmlns:pic="http://schemas.openxmlformats.org/drawingml/2006/picture">
-            <wp:extent cx="5029200" cy="2235200"/>
-            <wp:docPr id="7" name="Picture 7"/>
-            <wp:cNvGraphicFramePr>
-              <a:graphicFrameLocks noChangeAspect="1"/>
-            </wp:cNvGraphicFramePr>
-            <a:graphic>
-              <a:graphicData uri="http://schemas.openxmlformats.org/drawingml/2006/picture">
-                <pic:pic>
-                  <pic:nvPicPr>
-                    <pic:cNvPr id="0" name="08-数字化赋能理论_115.png"/>
-                    <pic:cNvPicPr/>
-                  </pic:nvPicPr>
-                  <pic:blipFill>
-                    <a:blip r:embed="rId11"/>
-                    <a:stretch>
-                      <a:fillRect/>
-                    </a:stretch>
-                  </pic:blipFill>
-                  <pic:spPr>
-                    <a:xfrm>
-                      <a:off x="0" y="0"/>
-                      <a:ext cx="5029200" cy="2235200"/>
-                    </a:xfrm>
-                    <a:prstGeom prst="rect"/>
-                  </pic:spPr>
-                </pic:pic>
-              </a:graphicData>
-            </a:graphic>
-          </wp:inline>
-        </w:drawing>
-      </w:r>
-    </w:p>
-    <w:p>
-      <w:pPr>
-        <w:jc w:val="both"/>
-      </w:pPr>
-      <w:r>
-        <w:rPr>
-          <w:rFonts w:ascii="Microsoft YaHei" w:hAnsi="Microsoft YaHei" w:eastAsia="Microsoft YaHei"/>
-          <w:sz w:val="21"/>
-        </w:rPr>
-        <w:t>驻点中：</w:t>
-      </w:r>
-    </w:p>
-    <w:p>
-      <w:pPr>
-        <w:spacing w:before="120" w:after="120"/>
-        <w:ind w:left="432"/>
-      </w:pPr>
-      <w:r>
-        <w:rPr>
-          <w:rFonts w:ascii="Courier New" w:hAnsi="Courier New"/>
-          <w:color w:val="646464"/>
-          <w:sz w:val="18"/>
-        </w:rPr>
-        <w:t>问题：遇到问题，不知道如何处理</w:t>
-        <w:br/>
-        <w:t>解决：知识库支持</w:t>
-        <w:br/>
-        <w:t>├── 业务知识库（电价政策、办电流程）</w:t>
-        <w:br/>
-        <w:t>├── 常见问题库（380+条Q&amp;A）</w:t>
-        <w:br/>
-        <w:t>├── 工作模板（表单、清单）</w:t>
-        <w:br/>
-        <w:t>└── 技术标准（设备参数、安全规范）</w:t>
-        <w:br/>
-        <w:br/>
-        <w:t>实现：</w:t>
-        <w:br/>
-        <w:t>├── WPS云文档：知识库</w:t>
-        <w:br/>
-        <w:t>├── 企业微信：快捷回复</w:t>
-        <w:br/>
-        <w:t>└── 客户群：自动回复</w:t>
-      </w:r>
-    </w:p>
-    <w:p>
-      <w:pPr>
-        <w:jc w:val="both"/>
-      </w:pPr>
-      <w:r>
-        <w:rPr>
-          <w:rFonts w:ascii="Microsoft YaHei" w:hAnsi="Microsoft YaHei" w:eastAsia="Microsoft YaHei"/>
-          <w:sz w:val="21"/>
-        </w:rPr>
-        <w:t>驻点后：</w:t>
-      </w:r>
-    </w:p>
-    <w:p>
-      <w:pPr>
-        <w:spacing w:before="120" w:after="120"/>
-        <w:ind w:left="432"/>
-      </w:pPr>
-      <w:r>
-        <w:rPr>
-          <w:rFonts w:ascii="Courier New" w:hAnsi="Courier New"/>
-          <w:color w:val="646464"/>
-          <w:sz w:val="18"/>
-        </w:rPr>
-        <w:t>问题：工作记录散落，无法追溯</w:t>
-        <w:br/>
-        <w:t>解决：信息沉淀</w:t>
-        <w:br/>
-        <w:t>├── 工作记录（做了什么）</w:t>
-        <w:br/>
-        <w:t>├── 问题台账（发现什么问题）</w:t>
-        <w:br/>
-        <w:t>├── 客户反馈（客户怎么说）</w:t>
-        <w:br/>
-        <w:t>└── 经验总结（有什么心得）</w:t>
-        <w:br/>
-        <w:br/>
-        <w:t>实现：</w:t>
-        <w:br/>
-        <w:t>├── WPS多维表：工作记录表</w:t>
-        <w:br/>
-        <w:t>├── 企业微信：客户联系记录</w:t>
-        <w:br/>
-        <w:t>└── 知识库：经验沉淀</w:t>
-      </w:r>
-    </w:p>
-    <w:p>
-      <w:pPr>
-        <w:pStyle w:val="Heading4"/>
-        <w:jc w:val="left"/>
-      </w:pPr>
-      <w:r>
-        <w:rPr>
-          <w:rFonts w:ascii="Microsoft YaHei" w:hAnsi="Microsoft YaHei" w:eastAsia="Microsoft YaHei"/>
-          <w:b/>
-          <w:sz w:val="22"/>
-        </w:rPr>
-        <w:t>流程层：解决"工作不规范"</w:t>
-      </w:r>
-    </w:p>
-    <w:p>
-      <w:pPr>
-        <w:jc w:val="both"/>
-      </w:pPr>
-      <w:r>
-        <w:rPr>
-          <w:rFonts w:ascii="Microsoft YaHei" w:hAnsi="Microsoft YaHei" w:eastAsia="Microsoft YaHei"/>
-          <w:sz w:val="21"/>
-        </w:rPr>
-        <w:t>工作清单：</w:t>
-      </w:r>
-    </w:p>
-    <w:p>
-      <w:pPr>
-        <w:spacing w:before="120" w:after="120"/>
-        <w:ind w:left="432"/>
-      </w:pPr>
-      <w:r>
-        <w:rPr>
-          <w:rFonts w:ascii="Courier New" w:hAnsi="Courier New"/>
-          <w:color w:val="646464"/>
-          <w:sz w:val="18"/>
-        </w:rPr>
-        <w:t>问题：到了现场，不知道做什么</w:t>
-        <w:br/>
-        <w:t>解决：标准化工作清单</w:t>
-        <w:br/>
-        <w:t>├── 极高优先级（必须做）</w:t>
-        <w:br/>
-        <w:t>│   ├── 公示客户经理电话</w:t>
-        <w:br/>
-        <w:t>│   ├── 加入业主群/建立服务群</w:t>
-        <w:br/>
-        <w:t>│   ├── 重点客户走访</w:t>
-        <w:br/>
-        <w:t>│   └── 配电房检查</w:t>
-        <w:br/>
-        <w:t>│</w:t>
-        <w:br/>
-        <w:t>├── 高优先级（应该做）</w:t>
-        <w:br/>
-        <w:t>│   ├── 表箱检查</w:t>
-        <w:br/>
-        <w:t>│   ├── 隐患发现上报</w:t>
-        <w:br/>
-        <w:t>│   ├── 需求收集</w:t>
-        <w:br/>
-        <w:t>│   └── 物业对接</w:t>
-        <w:br/>
-        <w:t>│</w:t>
-        <w:br/>
-        <w:t>└── 中优先级（可以做）</w:t>
-        <w:br/>
-        <w:t xml:space="preserve">    ├── 宣传推广</w:t>
-        <w:br/>
-        <w:t xml:space="preserve">    ├── 政策咨询</w:t>
-        <w:br/>
-        <w:t xml:space="preserve">    └── 其他服务</w:t>
-      </w:r>
-    </w:p>
-    <w:p>
-      <w:pPr>
-        <w:jc w:val="both"/>
-      </w:pPr>
-      <w:r>
-        <w:rPr>
-          <w:rFonts w:ascii="Microsoft YaHei" w:hAnsi="Microsoft YaHei" w:eastAsia="Microsoft YaHei"/>
-          <w:sz w:val="21"/>
-        </w:rPr>
-        <w:t>工作模板：</w:t>
-      </w:r>
-    </w:p>
-    <w:p>
-      <w:pPr>
-        <w:spacing w:before="120" w:after="120"/>
-        <w:ind w:left="432"/>
-      </w:pPr>
-      <w:r>
-        <w:rPr>
-          <w:rFonts w:ascii="Courier New" w:hAnsi="Courier New"/>
-          <w:color w:val="646464"/>
-          <w:sz w:val="18"/>
-        </w:rPr>
-        <w:t>问题：工作记录不统一，难以分析</w:t>
-        <w:br/>
-        <w:t>解决：标准化工作模板</w:t>
-        <w:br/>
-        <w:t>├── 客户走访记录表</w:t>
-        <w:br/>
-        <w:t>├── 设备检查记录表</w:t>
-        <w:br/>
-        <w:t>├── 隐患发现记录表</w:t>
-        <w:br/>
-        <w:t>├── 需求收集记录表</w:t>
-        <w:br/>
-        <w:t>└── 工作总结表</w:t>
-      </w:r>
-    </w:p>
-    <w:p>
-      <w:pPr>
-        <w:jc w:val="both"/>
-      </w:pPr>
-      <w:r>
-        <w:rPr>
-          <w:rFonts w:ascii="Microsoft YaHei" w:hAnsi="Microsoft YaHei" w:eastAsia="Microsoft YaHei"/>
-          <w:sz w:val="21"/>
-        </w:rPr>
-        <w:t>工作标准：</w:t>
-      </w:r>
-    </w:p>
-    <w:p>
-      <w:pPr>
-        <w:spacing w:before="120" w:after="120"/>
-        <w:ind w:left="432"/>
-      </w:pPr>
-      <w:r>
-        <w:rPr>
-          <w:rFonts w:ascii="Courier New" w:hAnsi="Courier New"/>
-          <w:color w:val="646464"/>
-          <w:sz w:val="18"/>
-        </w:rPr>
-        <w:t>问题：工作质量参差不齐</w:t>
-        <w:br/>
-        <w:t>解决：标准化工作标准</w:t>
-        <w:br/>
-        <w:t>├── 服务话术标准</w:t>
-        <w:br/>
-        <w:t>├── 问题处理时限</w:t>
-        <w:br/>
-        <w:t>├── 信息录入规范</w:t>
-        <w:br/>
-        <w:t>└── 考核评价标准</w:t>
-      </w:r>
-    </w:p>
-    <w:p>
-      <w:pPr>
-        <w:pStyle w:val="Heading4"/>
-        <w:jc w:val="left"/>
-      </w:pPr>
-      <w:r>
-        <w:rPr>
-          <w:rFonts w:ascii="Microsoft YaHei" w:hAnsi="Microsoft YaHei" w:eastAsia="Microsoft YaHei"/>
-          <w:b/>
-          <w:sz w:val="22"/>
-        </w:rPr>
-        <w:t>决策层：解决"决策无依据"</w:t>
-      </w:r>
-    </w:p>
-    <w:p>
-      <w:pPr>
-        <w:jc w:val="both"/>
-      </w:pPr>
-      <w:r>
-        <w:rPr>
-          <w:rFonts w:ascii="Microsoft YaHei" w:hAnsi="Microsoft YaHei" w:eastAsia="Microsoft YaHei"/>
-          <w:sz w:val="21"/>
-        </w:rPr>
-        <w:t>数据分析：</w:t>
-      </w:r>
-    </w:p>
-    <w:p>
-      <w:pPr>
-        <w:spacing w:before="120" w:after="120"/>
-        <w:ind w:left="432"/>
-      </w:pPr>
-      <w:r>
-        <w:rPr>
-          <w:rFonts w:ascii="Courier New" w:hAnsi="Courier New"/>
-          <w:color w:val="646464"/>
-          <w:sz w:val="18"/>
-        </w:rPr>
-        <w:t>问题：驻点计划靠经验，缺乏数据支撑</w:t>
-        <w:br/>
-        <w:t>解决：数据驱动的决策</w:t>
-        <w:br/>
-        <w:t>├── 客户画像：识别重点客户</w:t>
-        <w:br/>
-        <w:t>├── 问题分析：识别重点问题</w:t>
-        <w:br/>
-        <w:t>├── 区域分析：识别重点区域</w:t>
-        <w:br/>
-        <w:t>└── 效率分析：优化资源配置</w:t>
-      </w:r>
-    </w:p>
-    <w:p>
-      <w:pPr>
-        <w:jc w:val="both"/>
-      </w:pPr>
-      <w:r>
-        <w:rPr>
-          <w:rFonts w:ascii="Microsoft YaHei" w:hAnsi="Microsoft YaHei" w:eastAsia="Microsoft YaHei"/>
-          <w:sz w:val="21"/>
-        </w:rPr>
-        <w:t>预警提示：</w:t>
-      </w:r>
-    </w:p>
-    <w:p>
-      <w:pPr>
-        <w:spacing w:before="120" w:after="120"/>
-        <w:ind w:left="432"/>
-      </w:pPr>
-      <w:r>
-        <w:rPr>
-          <w:rFonts w:ascii="Courier New" w:hAnsi="Courier New"/>
-          <w:color w:val="646464"/>
-          <w:sz w:val="18"/>
-        </w:rPr>
-        <w:t>问题：问题发生后才处理</w:t>
-        <w:br/>
-        <w:t>解决：预警驱动的前置服务</w:t>
-        <w:br/>
-        <w:t>├── 设备预警：提前发现隐患</w:t>
-        <w:br/>
-        <w:t>├── 客户预警：提前识别风险</w:t>
-        <w:br/>
-        <w:t>├── 环境预警：提前应对天气</w:t>
-        <w:br/>
-        <w:t>└── 服务预警：提前响应诉求</w:t>
-      </w:r>
-    </w:p>
-    <w:p>
-      <w:pPr>
-        <w:jc w:val="both"/>
-      </w:pPr>
-      <w:r>
-        <w:rPr>
-          <w:rFonts w:ascii="Microsoft YaHei" w:hAnsi="Microsoft YaHei" w:eastAsia="Microsoft YaHei"/>
-          <w:sz w:val="21"/>
-        </w:rPr>
-        <w:t>效果评估：</w:t>
-      </w:r>
-    </w:p>
-    <w:p>
-      <w:pPr>
-        <w:spacing w:before="120" w:after="120"/>
-        <w:ind w:left="432"/>
-      </w:pPr>
-      <w:r>
-        <w:rPr>
-          <w:rFonts w:ascii="Courier New" w:hAnsi="Courier New"/>
-          <w:color w:val="646464"/>
-          <w:sz w:val="18"/>
-        </w:rPr>
-        <w:t>问题：工作成效无法量化</w:t>
-        <w:br/>
-        <w:t>解决：数据化的效果评估</w:t>
-        <w:br/>
-        <w:t>├── 工作量统计（驻点次数、走访户数）</w:t>
-        <w:br/>
-        <w:t>├── 问题解决率（发现多少、解决多少）</w:t>
-        <w:br/>
-        <w:t>├── 客户满意度（客户反馈）</w:t>
-        <w:br/>
-        <w:t>└── 工单压降率（诉求减少）</w:t>
-      </w:r>
-    </w:p>
-    <w:p>
-      <w:pPr>
-        <w:pStyle w:val="Heading3"/>
-        <w:jc w:val="left"/>
       </w:pPr>
       <w:r>
         <w:rPr>
@@ -795,272 +1360,12 @@
           <w:color w:val="2E5A4C"/>
           <w:sz w:val="24"/>
         </w:rPr>
-        <w:t>框架1.2：数字化工具选择的理论标准</w:t>
+        <w:t>基础层：数据支撑</w:t>
       </w:r>
     </w:p>
     <w:p>
       <w:pPr>
-        <w:jc w:val="both"/>
-      </w:pPr>
-      <w:r>
-        <w:rPr>
-          <w:rFonts w:ascii="Microsoft YaHei" w:hAnsi="Microsoft YaHei" w:eastAsia="Microsoft YaHei"/>
-          <w:sz w:val="21"/>
-        </w:rPr>
-        <w:t>四维评估模型：</w:t>
-      </w:r>
-    </w:p>
-    <w:p>
-      <w:pPr>
-        <w:spacing w:before="120" w:after="120"/>
-        <w:ind w:left="432"/>
-      </w:pPr>
-      <w:r>
-        <w:rPr>
-          <w:rFonts w:ascii="Courier New" w:hAnsi="Courier New"/>
-          <w:color w:val="646464"/>
-          <w:sz w:val="18"/>
-        </w:rPr>
-        <w:t>┌─────────────────────────────────────────────┐</w:t>
-        <w:br/>
-        <w:t>│        数字化工具选择的理论标准               │</w:t>
-        <w:br/>
-        <w:t>├─────────────────────────────────────────────┤</w:t>
-        <w:br/>
-        <w:t>│  维度一：风险维度                             │</w:t>
-        <w:br/>
-        <w:t>│  └── 官方认可度：是否官方认可？              │</w:t>
-        <w:br/>
-        <w:t>│  └── 合规性：是否符合法规？                  │</w:t>
-        <w:br/>
-        <w:t>│  └── 安全性：数据是否安全？                  │</w:t>
-        <w:br/>
-        <w:t>│                                              │</w:t>
-        <w:br/>
-        <w:t>│  维度二：业务维度                             │</w:t>
-        <w:br/>
-        <w:t>│  └── 功能适配性：是否满足业务需求？          │</w:t>
-        <w:br/>
-        <w:t>│  └── 场景覆盖：是否覆盖关键场景？            │</w:t>
-        <w:br/>
-        <w:t>│  └── 用户体验：客户和员工是否易用？          │</w:t>
-        <w:br/>
-        <w:t>│                                              │</w:t>
-        <w:br/>
-        <w:t>│  维度三：成本维度                             │</w:t>
-        <w:br/>
-        <w:t>│  └── 实施成本：是否容易实施？                │</w:t>
-        <w:br/>
-        <w:t>│  └── 学习成本：是否容易学习？                │</w:t>
-        <w:br/>
-        <w:t>│  └── 维护成本：是否容易维护？                │</w:t>
-        <w:br/>
-        <w:t>│                                              │</w:t>
-        <w:br/>
-        <w:t>│  维度四：可持续维度                           │</w:t>
-        <w:br/>
-        <w:t>│  └── 可扩展性：是否能扩展功能？              │</w:t>
-        <w:br/>
-        <w:t>│  └── 可持续性：是否长期可用？                │</w:t>
-        <w:br/>
-        <w:t>│  └── 可迁移性：是否能迁移到其他场景？        │</w:t>
-        <w:br/>
-        <w:t>└─────────────────────────────────────────────┘</w:t>
-      </w:r>
-    </w:p>
-    <w:p>
-      <w:pPr>
-        <w:jc w:val="both"/>
-      </w:pPr>
-      <w:r>
-        <w:rPr>
-          <w:rFonts w:ascii="Microsoft YaHei" w:hAnsi="Microsoft YaHei" w:eastAsia="Microsoft YaHei"/>
-          <w:sz w:val="21"/>
-        </w:rPr>
-        <w:t>评估工具：</w:t>
-      </w:r>
-    </w:p>
-    <w:p>
-      <w:pPr>
-        <w:jc w:val="both"/>
-      </w:pPr>
-      <w:r>
-        <w:rPr>
-          <w:rFonts w:ascii="Microsoft YaHei" w:hAnsi="Microsoft YaHei" w:eastAsia="Microsoft YaHei"/>
-          <w:sz w:val="21"/>
-        </w:rPr>
-        <w:t>微信群机器人（非官方）：</w:t>
-      </w:r>
-    </w:p>
-    <w:p>
-      <w:pPr>
-        <w:spacing w:before="120" w:after="120"/>
-        <w:ind w:left="432"/>
-      </w:pPr>
-      <w:r>
-        <w:rPr>
-          <w:rFonts w:ascii="Courier New" w:hAnsi="Courier New"/>
-          <w:color w:val="646464"/>
-          <w:sz w:val="18"/>
-        </w:rPr>
-        <w:t>风险维度：❌ 高风险</w:t>
-        <w:br/>
-        <w:t>├── 官方认可度：非官方，可能被封禁</w:t>
-        <w:br/>
-        <w:t>├── 合规性：存在合规风险</w:t>
-        <w:br/>
-        <w:t>└── 安全性：数据可能泄露</w:t>
-        <w:br/>
-        <w:br/>
-        <w:t>业务维度：✅ 功能强大</w:t>
-        <w:br/>
-        <w:t>├── 功能适配性：强（自动回复、主动推送、数据分析）</w:t>
-        <w:br/>
-        <w:t>├── 场景覆盖：全</w:t>
-        <w:br/>
-        <w:t>└── 用户体验：好</w:t>
-        <w:br/>
-        <w:br/>
-        <w:t>成本维度：⚠️ 中等</w:t>
-        <w:br/>
-        <w:t>├── 实施成本：中等（需要第三方）</w:t>
-        <w:br/>
-        <w:t>├── 学习成本：低</w:t>
-        <w:br/>
-        <w:t>└── 维护成本：中等</w:t>
-        <w:br/>
-        <w:br/>
-        <w:t>可持续维度：❌ 差</w:t>
-        <w:br/>
-        <w:t>├── 可扩展性：受限</w:t>
-        <w:br/>
-        <w:t>├── 可持续性：不确定（可能被封禁）</w:t>
-        <w:br/>
-        <w:t>└── 可迁移性：差</w:t>
-      </w:r>
-    </w:p>
-    <w:p>
-      <w:pPr>
-        <w:jc w:val="both"/>
-      </w:pPr>
-      <w:r>
-        <w:rPr>
-          <w:rFonts w:ascii="Microsoft YaHei" w:hAnsi="Microsoft YaHei" w:eastAsia="Microsoft YaHei"/>
-          <w:sz w:val="21"/>
-        </w:rPr>
-        <w:t>企业微信客户群自动回复（官方）：</w:t>
-      </w:r>
-    </w:p>
-    <w:p>
-      <w:pPr>
-        <w:spacing w:before="120" w:after="120"/>
-        <w:ind w:left="432"/>
-      </w:pPr>
-      <w:r>
-        <w:rPr>
-          <w:rFonts w:ascii="Courier New" w:hAnsi="Courier New"/>
-          <w:color w:val="646464"/>
-          <w:sz w:val="18"/>
-        </w:rPr>
-        <w:t>风险维度：✅ 无风险</w:t>
-        <w:br/>
-        <w:t>├── 官方认可度：官方功能</w:t>
-        <w:br/>
-        <w:t>├── 合规性：完全合规</w:t>
-        <w:br/>
-        <w:t>└── 安全性：数据安全</w:t>
-        <w:br/>
-        <w:br/>
-        <w:t>业务维度：⚠️ 中等</w:t>
-        <w:br/>
-        <w:t>├── 功能适配性：中等（需@触发，不能主动推送）</w:t>
-        <w:br/>
-        <w:t>├── 场景覆盖：部分覆盖</w:t>
-        <w:br/>
-        <w:t>└── 用户体验：中等</w:t>
-        <w:br/>
-        <w:br/>
-        <w:t>成本维度：✅ 低成本</w:t>
-        <w:br/>
-        <w:t>├── 实施成本：低（无需开发）</w:t>
-        <w:br/>
-        <w:t>├── 学习成本：低</w:t>
-        <w:br/>
-        <w:t>└── 维护成本：低</w:t>
-        <w:br/>
-        <w:br/>
-        <w:t>可持续维度：✅ 强</w:t>
-        <w:br/>
-        <w:t>├── 可扩展性：强（官方持续更新）</w:t>
-        <w:br/>
-        <w:t>├── 可持续性：强</w:t>
-        <w:br/>
-        <w:t>└── 可迁移性：强</w:t>
-      </w:r>
-    </w:p>
-    <w:p>
-      <w:pPr>
-        <w:jc w:val="both"/>
-      </w:pPr>
-      <w:r>
-        <w:rPr>
-          <w:rFonts w:ascii="Microsoft YaHei" w:hAnsi="Microsoft YaHei" w:eastAsia="Microsoft YaHei"/>
-          <w:sz w:val="21"/>
-        </w:rPr>
-        <w:t>知识库（WPS云文档/多维表）：</w:t>
-      </w:r>
-    </w:p>
-    <w:p>
-      <w:pPr>
-        <w:spacing w:before="120" w:after="120"/>
-        <w:ind w:left="432"/>
-      </w:pPr>
-      <w:r>
-        <w:rPr>
-          <w:rFonts w:ascii="Courier New" w:hAnsi="Courier New"/>
-          <w:color w:val="646464"/>
-          <w:sz w:val="18"/>
-        </w:rPr>
-        <w:t>风险维度：✅ 无风险</w:t>
-        <w:br/>
-        <w:t>├── 官方认可度：官方认可</w:t>
-        <w:br/>
-        <w:t>├── 合规性：完全合规</w:t>
-        <w:br/>
-        <w:t>└── 安全性：数据安全</w:t>
-        <w:br/>
-        <w:br/>
-        <w:t>业务维度：✅ 强</w:t>
-        <w:br/>
-        <w:t>├── 功能适配性：强（信息管理、快速查询）</w:t>
-        <w:br/>
-        <w:t>├── 场景覆盖：全覆盖（驻点前中后）</w:t>
-        <w:br/>
-        <w:t>└── 用户体验：好</w:t>
-        <w:br/>
-        <w:br/>
-        <w:t>成本维度：✅ 低成本</w:t>
-        <w:br/>
-        <w:t>├── 实施成本：低（已有应用基础）</w:t>
-        <w:br/>
-        <w:t>├── 学习成本：低</w:t>
-        <w:br/>
-        <w:t>└── 维护成本：低</w:t>
-        <w:br/>
-        <w:br/>
-        <w:t>可持续维度：✅ 强</w:t>
-        <w:br/>
-        <w:t>├── 可扩展性：强</w:t>
-        <w:br/>
-        <w:t>├── 可持续性：强</w:t>
-        <w:br/>
-        <w:t>└── 可迁移性：强</w:t>
-      </w:r>
-    </w:p>
-    <w:p>
-      <w:pPr>
-        <w:pStyle w:val="Heading3"/>
-        <w:jc w:val="left"/>
+        <w:pStyle w:val="Heading4"/>
       </w:pPr>
       <w:r>
         <w:rPr>
@@ -1069,211 +1374,26 @@
           <w:color w:val="2E5A4C"/>
           <w:sz w:val="24"/>
         </w:rPr>
-        <w:t>框架1.3：数字化赋能的价值创造机制</w:t>
+        <w:t>应用层：业务赋能</w:t>
       </w:r>
     </w:p>
     <w:p>
       <w:pPr>
-        <w:jc w:val="both"/>
-      </w:pPr>
-      <w:r>
-        <w:rPr>
-          <w:rFonts w:ascii="Microsoft YaHei" w:hAnsi="Microsoft YaHei" w:eastAsia="Microsoft YaHei"/>
-          <w:sz w:val="21"/>
-        </w:rPr>
-        <w:t>价值创造链：</w:t>
-      </w:r>
-    </w:p>
-    <w:p>
-      <w:pPr>
-        <w:spacing w:before="120" w:after="120"/>
-        <w:ind w:left="432"/>
-      </w:pPr>
-      <w:r>
-        <w:rPr>
-          <w:rFonts w:ascii="Courier New" w:hAnsi="Courier New"/>
-          <w:color w:val="646464"/>
-          <w:sz w:val="18"/>
-        </w:rPr>
-        <w:t>数字化工具</w:t>
-        <w:br/>
-        <w:t xml:space="preserve">    ↓</w:t>
-        <w:br/>
-        <w:t>赋能客户经理</w:t>
-        <w:br/>
-        <w:t xml:space="preserve">    ↓</w:t>
-        <w:br/>
-        <w:t>提升服务能力</w:t>
-        <w:br/>
-        <w:t xml:space="preserve">    ↓</w:t>
-        <w:br/>
-        <w:t>创造客户价值</w:t>
-        <w:br/>
-        <w:t xml:space="preserve">    ↓</w:t>
-        <w:br/>
-        <w:t>实现组织目标</w:t>
-      </w:r>
-    </w:p>
-    <w:p>
-      <w:pPr>
-        <w:jc w:val="both"/>
-      </w:pPr>
-      <w:r>
-        <w:rPr>
-          <w:rFonts w:ascii="Microsoft YaHei" w:hAnsi="Microsoft YaHei" w:eastAsia="Microsoft YaHei"/>
-          <w:sz w:val="21"/>
-        </w:rPr>
-        <w:t>详解：</w:t>
-      </w:r>
-    </w:p>
-    <w:p>
-      <w:pPr>
         <w:pStyle w:val="Heading4"/>
-        <w:jc w:val="left"/>
       </w:pPr>
       <w:r>
         <w:rPr>
           <w:rFonts w:ascii="Microsoft YaHei" w:hAnsi="Microsoft YaHei" w:eastAsia="Microsoft YaHei"/>
           <w:b/>
-          <w:sz w:val="22"/>
+          <w:color w:val="2E5A4C"/>
+          <w:sz w:val="24"/>
         </w:rPr>
-        <w:t>第一环：数字化工具 → 赋能客户经理</w:t>
+        <w:t>决策层：智慧决策</w:t>
       </w:r>
     </w:p>
     <w:p>
       <w:pPr>
-        <w:spacing w:before="120" w:after="120"/>
-        <w:ind w:left="432"/>
-      </w:pPr>
-      <w:r>
-        <w:rPr>
-          <w:rFonts w:ascii="Courier New" w:hAnsi="Courier New"/>
-          <w:color w:val="646464"/>
-          <w:sz w:val="18"/>
-        </w:rPr>
-        <w:t>赋能机制：</w:t>
-        <w:br/>
-        <w:t>├── 知识赋能：让客户经理拥有专家级知识</w:t>
-        <w:br/>
-        <w:t>├── 效率赋能：让客户经理单位时间处理更多事务</w:t>
-        <w:br/>
-        <w:t>├── 决策赋能：让客户经理决策有依据</w:t>
-        <w:br/>
-        <w:t>└── 服务赋能：让客户经理提供更好的服务</w:t>
-      </w:r>
-    </w:p>
-    <w:p>
-      <w:pPr>
-        <w:pStyle w:val="Heading4"/>
-        <w:jc w:val="left"/>
-      </w:pPr>
-      <w:r>
-        <w:rPr>
-          <w:rFonts w:ascii="Microsoft YaHei" w:hAnsi="Microsoft YaHei" w:eastAsia="Microsoft YaHei"/>
-          <w:b/>
-          <w:sz w:val="22"/>
-        </w:rPr>
-        <w:t>第二环：赋能客户经理 → 提升服务能力</w:t>
-      </w:r>
-    </w:p>
-    <w:p>
-      <w:pPr>
-        <w:spacing w:before="120" w:after="120"/>
-        <w:ind w:left="432"/>
-      </w:pPr>
-      <w:r>
-        <w:rPr>
-          <w:rFonts w:ascii="Courier New" w:hAnsi="Courier New"/>
-          <w:color w:val="646464"/>
-          <w:sz w:val="18"/>
-        </w:rPr>
-        <w:t>能力提升：</w:t>
-        <w:br/>
-        <w:t>├── 专业能力：快速获取专业知识</w:t>
-        <w:br/>
-        <w:t>├── 响应能力：快速响应客户需求</w:t>
-        <w:br/>
-        <w:t>├── 解决能力：快速解决问题</w:t>
-        <w:br/>
-        <w:t>└── 服务能力：提供更好的服务体验</w:t>
-      </w:r>
-    </w:p>
-    <w:p>
-      <w:pPr>
-        <w:pStyle w:val="Heading4"/>
-        <w:jc w:val="left"/>
-      </w:pPr>
-      <w:r>
-        <w:rPr>
-          <w:rFonts w:ascii="Microsoft YaHei" w:hAnsi="Microsoft YaHei" w:eastAsia="Microsoft YaHei"/>
-          <w:b/>
-          <w:sz w:val="22"/>
-        </w:rPr>
-        <w:t>第三环：提升服务能力 → 创造客户价值</w:t>
-      </w:r>
-    </w:p>
-    <w:p>
-      <w:pPr>
-        <w:spacing w:before="120" w:after="120"/>
-        <w:ind w:left="432"/>
-      </w:pPr>
-      <w:r>
-        <w:rPr>
-          <w:rFonts w:ascii="Courier New" w:hAnsi="Courier New"/>
-          <w:color w:val="646464"/>
-          <w:sz w:val="18"/>
-        </w:rPr>
-        <w:t>客户价值：</w:t>
-        <w:br/>
-        <w:t>├── 效率价值：客户问题快速解决</w:t>
-        <w:br/>
-        <w:t>├── 体验价值：客户感受更好服务</w:t>
-        <w:br/>
-        <w:t>├── 信息价值：客户获得更多有用信息</w:t>
-        <w:br/>
-        <w:t>└── 信任价值：客户对企业更信任</w:t>
-      </w:r>
-    </w:p>
-    <w:p>
-      <w:pPr>
-        <w:pStyle w:val="Heading4"/>
-        <w:jc w:val="left"/>
-      </w:pPr>
-      <w:r>
-        <w:rPr>
-          <w:rFonts w:ascii="Microsoft YaHei" w:hAnsi="Microsoft YaHei" w:eastAsia="Microsoft YaHei"/>
-          <w:b/>
-          <w:sz w:val="22"/>
-        </w:rPr>
-        <w:t>第四环：创造客户价值 → 实现组织目标</w:t>
-      </w:r>
-    </w:p>
-    <w:p>
-      <w:pPr>
-        <w:spacing w:before="120" w:after="120"/>
-        <w:ind w:left="432"/>
-      </w:pPr>
-      <w:r>
-        <w:rPr>
-          <w:rFonts w:ascii="Courier New" w:hAnsi="Courier New"/>
-          <w:color w:val="646464"/>
-          <w:sz w:val="18"/>
-        </w:rPr>
-        <w:t>组织目标：</w:t>
-        <w:br/>
-        <w:t>├── 服务提升：整体服务水平提升</w:t>
-        <w:br/>
-        <w:t>├── 工单压降：客户诉求减少</w:t>
-        <w:br/>
-        <w:t>├── 满意度提升：客户满意度提高</w:t>
-        <w:br/>
-        <w:t>└── 品牌提升：企业形象提升</w:t>
-      </w:r>
-    </w:p>
-    <w:p>
-      <w:pPr>
         <w:pStyle w:val="Heading2"/>
-        <w:jc w:val="left"/>
       </w:pPr>
       <w:r>
         <w:rPr>
@@ -1288,7 +1408,6 @@
     <w:p>
       <w:pPr>
         <w:pStyle w:val="Heading3"/>
-        <w:jc w:val="left"/>
       </w:pPr>
       <w:r>
         <w:rPr>
@@ -1314,42 +1433,6 @@
     </w:p>
     <w:p>
       <w:pPr>
-        <w:spacing w:before="120" w:after="120"/>
-        <w:ind w:left="432"/>
-      </w:pPr>
-      <w:r>
-        <w:rPr>
-          <w:rFonts w:ascii="Courier New" w:hAnsi="Courier New"/>
-          <w:color w:val="646464"/>
-          <w:sz w:val="18"/>
-        </w:rPr>
-        <w:t>优先级排序：</w:t>
-        <w:br/>
-        <w:t>├── 第一优先级：风险可控</w:t>
-        <w:br/>
-        <w:t>│   └── 必须使用官方认可的工具</w:t>
-        <w:br/>
-        <w:t>│</w:t>
-        <w:br/>
-        <w:t>├── 第二优先级：业务适配</w:t>
-        <w:br/>
-        <w:t>│   └── 工具必须满足业务需求</w:t>
-        <w:br/>
-        <w:t>│</w:t>
-        <w:br/>
-        <w:t>├── 第三优先级：成本可控</w:t>
-        <w:br/>
-        <w:t>│   └── 实施成本和学习成本低</w:t>
-        <w:br/>
-        <w:t>│</w:t>
-        <w:br/>
-        <w:t>└── 第四优先级：可持续性</w:t>
-        <w:br/>
-        <w:t xml:space="preserve">    └── 工具能够长期使用和迭代</w:t>
-      </w:r>
-    </w:p>
-    <w:p>
-      <w:pPr>
         <w:jc w:val="both"/>
       </w:pPr>
       <w:r>
@@ -1360,552 +1443,9 @@
         <w:t>基于理论的工具推荐：</w:t>
       </w:r>
     </w:p>
-    <w:tbl>
-      <w:tblPr>
-        <w:tblStyle w:val="TableGrid"/>
-        <w:tblW w:type="auto" w:w="0"/>
-        <w:tblLook w:firstColumn="1" w:firstRow="1" w:lastColumn="0" w:lastRow="0" w:noHBand="0" w:noVBand="1" w:val="04A0"/>
-      </w:tblPr>
-      <w:tblGrid>
-        <w:gridCol w:w="1440"/>
-        <w:gridCol w:w="1440"/>
-        <w:gridCol w:w="1440"/>
-        <w:gridCol w:w="1440"/>
-        <w:gridCol w:w="1440"/>
-        <w:gridCol w:w="1440"/>
-      </w:tblGrid>
-      <w:tr>
-        <w:tc>
-          <w:tcPr>
-            <w:tcW w:type="dxa" w:w="1440"/>
-          </w:tcPr>
-          <w:p>
-            <w:pPr>
-              <w:jc w:val="center"/>
-            </w:pPr>
-            <w:r>
-              <w:rPr>
-                <w:rFonts w:ascii="Microsoft YaHei" w:hAnsi="Microsoft YaHei" w:eastAsia="Microsoft YaHei"/>
-                <w:b/>
-                <w:sz w:val="20"/>
-              </w:rPr>
-              <w:t>工具</w:t>
-            </w:r>
-          </w:p>
-        </w:tc>
-        <w:tc>
-          <w:tcPr>
-            <w:tcW w:type="dxa" w:w="1440"/>
-          </w:tcPr>
-          <w:p>
-            <w:pPr>
-              <w:jc w:val="center"/>
-            </w:pPr>
-            <w:r>
-              <w:rPr>
-                <w:rFonts w:ascii="Microsoft YaHei" w:hAnsi="Microsoft YaHei" w:eastAsia="Microsoft YaHei"/>
-                <w:b/>
-                <w:sz w:val="20"/>
-              </w:rPr>
-              <w:t>风险</w:t>
-            </w:r>
-          </w:p>
-        </w:tc>
-        <w:tc>
-          <w:tcPr>
-            <w:tcW w:type="dxa" w:w="1440"/>
-          </w:tcPr>
-          <w:p>
-            <w:pPr>
-              <w:jc w:val="center"/>
-            </w:pPr>
-            <w:r>
-              <w:rPr>
-                <w:rFonts w:ascii="Microsoft YaHei" w:hAnsi="Microsoft YaHei" w:eastAsia="Microsoft YaHei"/>
-                <w:b/>
-                <w:sz w:val="20"/>
-              </w:rPr>
-              <w:t>业务适配</w:t>
-            </w:r>
-          </w:p>
-        </w:tc>
-        <w:tc>
-          <w:tcPr>
-            <w:tcW w:type="dxa" w:w="1440"/>
-          </w:tcPr>
-          <w:p>
-            <w:pPr>
-              <w:jc w:val="center"/>
-            </w:pPr>
-            <w:r>
-              <w:rPr>
-                <w:rFonts w:ascii="Microsoft YaHei" w:hAnsi="Microsoft YaHei" w:eastAsia="Microsoft YaHei"/>
-                <w:b/>
-                <w:sz w:val="20"/>
-              </w:rPr>
-              <w:t>成本</w:t>
-            </w:r>
-          </w:p>
-        </w:tc>
-        <w:tc>
-          <w:tcPr>
-            <w:tcW w:type="dxa" w:w="1440"/>
-          </w:tcPr>
-          <w:p>
-            <w:pPr>
-              <w:jc w:val="center"/>
-            </w:pPr>
-            <w:r>
-              <w:rPr>
-                <w:rFonts w:ascii="Microsoft YaHei" w:hAnsi="Microsoft YaHei" w:eastAsia="Microsoft YaHei"/>
-                <w:b/>
-                <w:sz w:val="20"/>
-              </w:rPr>
-              <w:t>可持续性</w:t>
-            </w:r>
-          </w:p>
-        </w:tc>
-        <w:tc>
-          <w:tcPr>
-            <w:tcW w:type="dxa" w:w="1440"/>
-          </w:tcPr>
-          <w:p>
-            <w:pPr>
-              <w:jc w:val="center"/>
-            </w:pPr>
-            <w:r>
-              <w:rPr>
-                <w:rFonts w:ascii="Microsoft YaHei" w:hAnsi="Microsoft YaHei" w:eastAsia="Microsoft YaHei"/>
-                <w:b/>
-                <w:sz w:val="20"/>
-              </w:rPr>
-              <w:t>推荐</w:t>
-            </w:r>
-          </w:p>
-        </w:tc>
-      </w:tr>
-      <w:tr>
-        <w:tc>
-          <w:tcPr>
-            <w:tcW w:type="dxa" w:w="1440"/>
-          </w:tcPr>
-          <w:p>
-            <w:pPr>
-              <w:jc w:val="left"/>
-            </w:pPr>
-            <w:r>
-              <w:rPr>
-                <w:rFonts w:ascii="Microsoft YaHei" w:hAnsi="Microsoft YaHei" w:eastAsia="Microsoft YaHei"/>
-                <w:sz w:val="19"/>
-              </w:rPr>
-              <w:t>微信群机器人</w:t>
-            </w:r>
-          </w:p>
-        </w:tc>
-        <w:tc>
-          <w:tcPr>
-            <w:tcW w:type="dxa" w:w="1440"/>
-          </w:tcPr>
-          <w:p>
-            <w:pPr>
-              <w:jc w:val="left"/>
-            </w:pPr>
-            <w:r>
-              <w:rPr>
-                <w:rFonts w:ascii="Microsoft YaHei" w:hAnsi="Microsoft YaHei" w:eastAsia="Microsoft YaHei"/>
-                <w:sz w:val="19"/>
-              </w:rPr>
-              <w:t>❌ 高风险</w:t>
-            </w:r>
-          </w:p>
-        </w:tc>
-        <w:tc>
-          <w:tcPr>
-            <w:tcW w:type="dxa" w:w="1440"/>
-          </w:tcPr>
-          <w:p>
-            <w:pPr>
-              <w:jc w:val="left"/>
-            </w:pPr>
-            <w:r>
-              <w:rPr>
-                <w:rFonts w:ascii="Microsoft YaHei" w:hAnsi="Microsoft YaHei" w:eastAsia="Microsoft YaHei"/>
-                <w:sz w:val="19"/>
-              </w:rPr>
-              <w:t>✅ 强</w:t>
-            </w:r>
-          </w:p>
-        </w:tc>
-        <w:tc>
-          <w:tcPr>
-            <w:tcW w:type="dxa" w:w="1440"/>
-          </w:tcPr>
-          <w:p>
-            <w:pPr>
-              <w:jc w:val="left"/>
-            </w:pPr>
-            <w:r>
-              <w:rPr>
-                <w:rFonts w:ascii="Microsoft YaHei" w:hAnsi="Microsoft YaHei" w:eastAsia="Microsoft YaHei"/>
-                <w:sz w:val="19"/>
-              </w:rPr>
-              <w:t>⚠️ 中</w:t>
-            </w:r>
-          </w:p>
-        </w:tc>
-        <w:tc>
-          <w:tcPr>
-            <w:tcW w:type="dxa" w:w="1440"/>
-          </w:tcPr>
-          <w:p>
-            <w:pPr>
-              <w:jc w:val="left"/>
-            </w:pPr>
-            <w:r>
-              <w:rPr>
-                <w:rFonts w:ascii="Microsoft YaHei" w:hAnsi="Microsoft YaHei" w:eastAsia="Microsoft YaHei"/>
-                <w:sz w:val="19"/>
-              </w:rPr>
-              <w:t>❌ 差</w:t>
-            </w:r>
-          </w:p>
-        </w:tc>
-        <w:tc>
-          <w:tcPr>
-            <w:tcW w:type="dxa" w:w="1440"/>
-          </w:tcPr>
-          <w:p>
-            <w:pPr>
-              <w:jc w:val="left"/>
-            </w:pPr>
-            <w:r>
-              <w:rPr>
-                <w:rFonts w:ascii="Microsoft YaHei" w:hAnsi="Microsoft YaHei" w:eastAsia="Microsoft YaHei"/>
-                <w:sz w:val="19"/>
-              </w:rPr>
-              <w:t>❌ 不推荐</w:t>
-            </w:r>
-          </w:p>
-        </w:tc>
-      </w:tr>
-      <w:tr>
-        <w:tc>
-          <w:tcPr>
-            <w:tcW w:type="dxa" w:w="1440"/>
-          </w:tcPr>
-          <w:p>
-            <w:pPr>
-              <w:jc w:val="left"/>
-            </w:pPr>
-            <w:r>
-              <w:rPr>
-                <w:rFonts w:ascii="Microsoft YaHei" w:hAnsi="Microsoft YaHei" w:eastAsia="Microsoft YaHei"/>
-                <w:sz w:val="19"/>
-              </w:rPr>
-              <w:t>企业微信客户群</w:t>
-            </w:r>
-          </w:p>
-        </w:tc>
-        <w:tc>
-          <w:tcPr>
-            <w:tcW w:type="dxa" w:w="1440"/>
-          </w:tcPr>
-          <w:p>
-            <w:pPr>
-              <w:jc w:val="left"/>
-            </w:pPr>
-            <w:r>
-              <w:rPr>
-                <w:rFonts w:ascii="Microsoft YaHei" w:hAnsi="Microsoft YaHei" w:eastAsia="Microsoft YaHei"/>
-                <w:sz w:val="19"/>
-              </w:rPr>
-              <w:t>✅ 无风险</w:t>
-            </w:r>
-          </w:p>
-        </w:tc>
-        <w:tc>
-          <w:tcPr>
-            <w:tcW w:type="dxa" w:w="1440"/>
-          </w:tcPr>
-          <w:p>
-            <w:pPr>
-              <w:jc w:val="left"/>
-            </w:pPr>
-            <w:r>
-              <w:rPr>
-                <w:rFonts w:ascii="Microsoft YaHei" w:hAnsi="Microsoft YaHei" w:eastAsia="Microsoft YaHei"/>
-                <w:sz w:val="19"/>
-              </w:rPr>
-              <w:t>⚠️ 中</w:t>
-            </w:r>
-          </w:p>
-        </w:tc>
-        <w:tc>
-          <w:tcPr>
-            <w:tcW w:type="dxa" w:w="1440"/>
-          </w:tcPr>
-          <w:p>
-            <w:pPr>
-              <w:jc w:val="left"/>
-            </w:pPr>
-            <w:r>
-              <w:rPr>
-                <w:rFonts w:ascii="Microsoft YaHei" w:hAnsi="Microsoft YaHei" w:eastAsia="Microsoft YaHei"/>
-                <w:sz w:val="19"/>
-              </w:rPr>
-              <w:t>✅ 低</w:t>
-            </w:r>
-          </w:p>
-        </w:tc>
-        <w:tc>
-          <w:tcPr>
-            <w:tcW w:type="dxa" w:w="1440"/>
-          </w:tcPr>
-          <w:p>
-            <w:pPr>
-              <w:jc w:val="left"/>
-            </w:pPr>
-            <w:r>
-              <w:rPr>
-                <w:rFonts w:ascii="Microsoft YaHei" w:hAnsi="Microsoft YaHei" w:eastAsia="Microsoft YaHei"/>
-                <w:sz w:val="19"/>
-              </w:rPr>
-              <w:t>✅ 强</w:t>
-            </w:r>
-          </w:p>
-        </w:tc>
-        <w:tc>
-          <w:tcPr>
-            <w:tcW w:type="dxa" w:w="1440"/>
-          </w:tcPr>
-          <w:p>
-            <w:pPr>
-              <w:jc w:val="left"/>
-            </w:pPr>
-            <w:r>
-              <w:rPr>
-                <w:rFonts w:ascii="Microsoft YaHei" w:hAnsi="Microsoft YaHei" w:eastAsia="Microsoft YaHei"/>
-                <w:sz w:val="19"/>
-              </w:rPr>
-              <w:t>✅ 推荐</w:t>
-            </w:r>
-          </w:p>
-        </w:tc>
-      </w:tr>
-      <w:tr>
-        <w:tc>
-          <w:tcPr>
-            <w:tcW w:type="dxa" w:w="1440"/>
-          </w:tcPr>
-          <w:p>
-            <w:pPr>
-              <w:jc w:val="left"/>
-            </w:pPr>
-            <w:r>
-              <w:rPr>
-                <w:rFonts w:ascii="Microsoft YaHei" w:hAnsi="Microsoft YaHei" w:eastAsia="Microsoft YaHei"/>
-                <w:sz w:val="19"/>
-              </w:rPr>
-              <w:t>企业微信群机器人</w:t>
-            </w:r>
-          </w:p>
-        </w:tc>
-        <w:tc>
-          <w:tcPr>
-            <w:tcW w:type="dxa" w:w="1440"/>
-          </w:tcPr>
-          <w:p>
-            <w:pPr>
-              <w:jc w:val="left"/>
-            </w:pPr>
-            <w:r>
-              <w:rPr>
-                <w:rFonts w:ascii="Microsoft YaHei" w:hAnsi="Microsoft YaHei" w:eastAsia="Microsoft YaHei"/>
-                <w:sz w:val="19"/>
-              </w:rPr>
-              <w:t>✅ 无风险</w:t>
-            </w:r>
-          </w:p>
-        </w:tc>
-        <w:tc>
-          <w:tcPr>
-            <w:tcW w:type="dxa" w:w="1440"/>
-          </w:tcPr>
-          <w:p>
-            <w:pPr>
-              <w:jc w:val="left"/>
-            </w:pPr>
-            <w:r>
-              <w:rPr>
-                <w:rFonts w:ascii="Microsoft YaHei" w:hAnsi="Microsoft YaHei" w:eastAsia="Microsoft YaHei"/>
-                <w:sz w:val="19"/>
-              </w:rPr>
-              <w:t>✅ 强</w:t>
-            </w:r>
-          </w:p>
-        </w:tc>
-        <w:tc>
-          <w:tcPr>
-            <w:tcW w:type="dxa" w:w="1440"/>
-          </w:tcPr>
-          <w:p>
-            <w:pPr>
-              <w:jc w:val="left"/>
-            </w:pPr>
-            <w:r>
-              <w:rPr>
-                <w:rFonts w:ascii="Microsoft YaHei" w:hAnsi="Microsoft YaHei" w:eastAsia="Microsoft YaHei"/>
-                <w:sz w:val="19"/>
-              </w:rPr>
-              <w:t>✅ 低</w:t>
-            </w:r>
-          </w:p>
-        </w:tc>
-        <w:tc>
-          <w:tcPr>
-            <w:tcW w:type="dxa" w:w="1440"/>
-          </w:tcPr>
-          <w:p>
-            <w:pPr>
-              <w:jc w:val="left"/>
-            </w:pPr>
-            <w:r>
-              <w:rPr>
-                <w:rFonts w:ascii="Microsoft YaHei" w:hAnsi="Microsoft YaHei" w:eastAsia="Microsoft YaHei"/>
-                <w:sz w:val="19"/>
-              </w:rPr>
-              <w:t>✅ 强</w:t>
-            </w:r>
-          </w:p>
-        </w:tc>
-        <w:tc>
-          <w:tcPr>
-            <w:tcW w:type="dxa" w:w="1440"/>
-          </w:tcPr>
-          <w:p>
-            <w:pPr>
-              <w:jc w:val="left"/>
-            </w:pPr>
-            <w:r>
-              <w:rPr>
-                <w:rFonts w:ascii="Microsoft YaHei" w:hAnsi="Microsoft YaHei" w:eastAsia="Microsoft YaHei"/>
-                <w:sz w:val="19"/>
-              </w:rPr>
-              <w:t>✅ 强烈推荐</w:t>
-            </w:r>
-          </w:p>
-        </w:tc>
-      </w:tr>
-      <w:tr>
-        <w:tc>
-          <w:tcPr>
-            <w:tcW w:type="dxa" w:w="1440"/>
-          </w:tcPr>
-          <w:p>
-            <w:pPr>
-              <w:jc w:val="left"/>
-            </w:pPr>
-            <w:r>
-              <w:rPr>
-                <w:rFonts w:ascii="Microsoft YaHei" w:hAnsi="Microsoft YaHei" w:eastAsia="Microsoft YaHei"/>
-                <w:sz w:val="19"/>
-              </w:rPr>
-              <w:t>WPS知识库</w:t>
-            </w:r>
-          </w:p>
-        </w:tc>
-        <w:tc>
-          <w:tcPr>
-            <w:tcW w:type="dxa" w:w="1440"/>
-          </w:tcPr>
-          <w:p>
-            <w:pPr>
-              <w:jc w:val="left"/>
-            </w:pPr>
-            <w:r>
-              <w:rPr>
-                <w:rFonts w:ascii="Microsoft YaHei" w:hAnsi="Microsoft YaHei" w:eastAsia="Microsoft YaHei"/>
-                <w:sz w:val="19"/>
-              </w:rPr>
-              <w:t>✅ 无风险</w:t>
-            </w:r>
-          </w:p>
-        </w:tc>
-        <w:tc>
-          <w:tcPr>
-            <w:tcW w:type="dxa" w:w="1440"/>
-          </w:tcPr>
-          <w:p>
-            <w:pPr>
-              <w:jc w:val="left"/>
-            </w:pPr>
-            <w:r>
-              <w:rPr>
-                <w:rFonts w:ascii="Microsoft YaHei" w:hAnsi="Microsoft YaHei" w:eastAsia="Microsoft YaHei"/>
-                <w:sz w:val="19"/>
-              </w:rPr>
-              <w:t>✅ 强</w:t>
-            </w:r>
-          </w:p>
-        </w:tc>
-        <w:tc>
-          <w:tcPr>
-            <w:tcW w:type="dxa" w:w="1440"/>
-          </w:tcPr>
-          <w:p>
-            <w:pPr>
-              <w:jc w:val="left"/>
-            </w:pPr>
-            <w:r>
-              <w:rPr>
-                <w:rFonts w:ascii="Microsoft YaHei" w:hAnsi="Microsoft YaHei" w:eastAsia="Microsoft YaHei"/>
-                <w:sz w:val="19"/>
-              </w:rPr>
-              <w:t>✅ 低</w:t>
-            </w:r>
-          </w:p>
-        </w:tc>
-        <w:tc>
-          <w:tcPr>
-            <w:tcW w:type="dxa" w:w="1440"/>
-          </w:tcPr>
-          <w:p>
-            <w:pPr>
-              <w:jc w:val="left"/>
-            </w:pPr>
-            <w:r>
-              <w:rPr>
-                <w:rFonts w:ascii="Microsoft YaHei" w:hAnsi="Microsoft YaHei" w:eastAsia="Microsoft YaHei"/>
-                <w:sz w:val="19"/>
-              </w:rPr>
-              <w:t>✅ 强</w:t>
-            </w:r>
-          </w:p>
-        </w:tc>
-        <w:tc>
-          <w:tcPr>
-            <w:tcW w:type="dxa" w:w="1440"/>
-          </w:tcPr>
-          <w:p>
-            <w:pPr>
-              <w:jc w:val="left"/>
-            </w:pPr>
-            <w:r>
-              <w:rPr>
-                <w:rFonts w:ascii="Microsoft YaHei" w:hAnsi="Microsoft YaHei" w:eastAsia="Microsoft YaHei"/>
-                <w:sz w:val="19"/>
-              </w:rPr>
-              <w:t>✅ 强烈推荐</w:t>
-            </w:r>
-          </w:p>
-        </w:tc>
-      </w:tr>
-    </w:tbl>
-    <w:p/>
     <w:p>
       <w:pPr>
         <w:pStyle w:val="Heading3"/>
-        <w:jc w:val="left"/>
       </w:pPr>
       <w:r>
         <w:rPr>
@@ -1931,49 +1471,7 @@
     </w:p>
     <w:p>
       <w:pPr>
-        <w:spacing w:before="120" w:after="120"/>
-        <w:ind w:left="432"/>
-      </w:pPr>
-      <w:r>
-        <w:rPr>
-          <w:rFonts w:ascii="Courier New" w:hAnsi="Courier New"/>
-          <w:color w:val="646464"/>
-          <w:sz w:val="18"/>
-        </w:rPr>
-        <w:t>从基础层到应用层，再到决策层</w:t>
-        <w:br/>
-        <w:br/>
-        <w:t>第一阶段：基础层建设</w:t>
-        <w:br/>
-        <w:t>├── 建立客户数据</w:t>
-        <w:br/>
-        <w:t>├── 建立设备数据</w:t>
-        <w:br/>
-        <w:t>└── 建立工作数据</w:t>
-        <w:br/>
-        <w:br/>
-        <w:t>第二阶段：应用层建设</w:t>
-        <w:br/>
-        <w:t>├── 客户群应用</w:t>
-        <w:br/>
-        <w:t>├── 知识库应用</w:t>
-        <w:br/>
-        <w:t>└── 群机器人应用</w:t>
-        <w:br/>
-        <w:br/>
-        <w:t>第三阶段：决策层建设</w:t>
-        <w:br/>
-        <w:t>├── 数据分析</w:t>
-        <w:br/>
-        <w:t>├── 预警提示</w:t>
-        <w:br/>
-        <w:t>└── 效果评估</w:t>
-      </w:r>
-    </w:p>
-    <w:p>
-      <w:pPr>
         <w:pStyle w:val="Heading3"/>
-        <w:jc w:val="left"/>
       </w:pPr>
       <w:r>
         <w:rPr>
@@ -1999,46 +1497,351 @@
     </w:p>
     <w:p>
       <w:pPr>
-        <w:spacing w:before="120" w:after="120"/>
-        <w:ind w:left="432"/>
+        <w:pStyle w:val="Heading2"/>
       </w:pPr>
       <w:r>
         <w:rPr>
-          <w:rFonts w:ascii="Courier New" w:hAnsi="Courier New"/>
-          <w:color w:val="646464"/>
-          <w:sz w:val="18"/>
+          <w:rFonts w:ascii="Microsoft YaHei" w:hAnsi="Microsoft YaHei" w:eastAsia="Microsoft YaHei"/>
+          <w:b/>
+          <w:color w:val="1B365D"/>
+          <w:sz w:val="28"/>
         </w:rPr>
-        <w:t>效率维度：</w:t>
-        <w:br/>
-        <w:t>├── 响应时间：从小时级到分钟级</w:t>
-        <w:br/>
-        <w:t>├── 处理效率：单位时间处理更多事务</w:t>
-        <w:br/>
-        <w:t>└── 服务覆盖率：覆盖更多客户</w:t>
-        <w:br/>
-        <w:br/>
-        <w:t>质量维度：</w:t>
-        <w:br/>
-        <w:t>├── 问题解决率：从发现问题到解决问题</w:t>
-        <w:br/>
-        <w:t>├── 客户满意度：客户对服务的评价</w:t>
-        <w:br/>
-        <w:t>└── 工单压降率：客户诉求的减少</w:t>
-        <w:br/>
-        <w:br/>
-        <w:t>风险维度：</w:t>
-        <w:br/>
-        <w:t>├── 合规性：是否符合法规</w:t>
-        <w:br/>
-        <w:t>├── 安全性：数据是否安全</w:t>
-        <w:br/>
-        <w:t>└── 可持续性：工具是否可持续使用</w:t>
+        <w:t>🎯 理论框架的价值</w:t>
       </w:r>
     </w:p>
     <w:p>
       <w:pPr>
+        <w:pStyle w:val="Heading3"/>
+      </w:pPr>
+      <w:r>
+        <w:rPr>
+          <w:rFonts w:ascii="Microsoft YaHei" w:hAnsi="Microsoft YaHei" w:eastAsia="Microsoft YaHei"/>
+          <w:b/>
+          <w:color w:val="2E5A4C"/>
+          <w:sz w:val="24"/>
+        </w:rPr>
+        <w:t>价值1：统一认知</w:t>
+      </w:r>
+    </w:p>
+    <w:p>
+      <w:pPr>
+        <w:jc w:val="both"/>
+      </w:pPr>
+      <w:r>
+        <w:rPr>
+          <w:rFonts w:ascii="Microsoft YaHei" w:hAnsi="Microsoft YaHei" w:eastAsia="Microsoft YaHei"/>
+          <w:sz w:val="21"/>
+        </w:rPr>
+        <w:t>问题：</w:t>
+      </w:r>
+    </w:p>
+    <w:p>
+      <w:pPr>
+        <w:jc w:val="both"/>
+      </w:pPr>
+      <w:r>
+        <w:rPr>
+          <w:rFonts w:ascii="Microsoft YaHei" w:hAnsi="Microsoft YaHei" w:eastAsia="Microsoft YaHei"/>
+          <w:sz w:val="21"/>
+        </w:rPr>
+        <w:t>- 不同人对数字化的理解不同</w:t>
+      </w:r>
+    </w:p>
+    <w:p>
+      <w:pPr>
+        <w:jc w:val="both"/>
+      </w:pPr>
+      <w:r>
+        <w:rPr>
+          <w:rFonts w:ascii="Microsoft YaHei" w:hAnsi="Microsoft YaHei" w:eastAsia="Microsoft YaHei"/>
+          <w:sz w:val="21"/>
+        </w:rPr>
+        <w:t>- 对工具的选择缺乏共识</w:t>
+      </w:r>
+    </w:p>
+    <w:p>
+      <w:pPr>
+        <w:jc w:val="both"/>
+      </w:pPr>
+      <w:r>
+        <w:rPr>
+          <w:rFonts w:ascii="Microsoft YaHei" w:hAnsi="Microsoft YaHei" w:eastAsia="Microsoft YaHei"/>
+          <w:sz w:val="21"/>
+        </w:rPr>
+        <w:t>- 对实施路径缺乏规划</w:t>
+      </w:r>
+    </w:p>
+    <w:p>
+      <w:pPr>
+        <w:jc w:val="both"/>
+      </w:pPr>
+      <w:r>
+        <w:rPr>
+          <w:rFonts w:ascii="Microsoft YaHei" w:hAnsi="Microsoft YaHei" w:eastAsia="Microsoft YaHei"/>
+          <w:sz w:val="21"/>
+        </w:rPr>
+        <w:t>解决：</w:t>
+      </w:r>
+    </w:p>
+    <w:p>
+      <w:pPr>
+        <w:jc w:val="both"/>
+      </w:pPr>
+      <w:r>
+        <w:rPr>
+          <w:rFonts w:ascii="Microsoft YaHei" w:hAnsi="Microsoft YaHei" w:eastAsia="Microsoft YaHei"/>
+          <w:sz w:val="21"/>
+        </w:rPr>
+        <w:t>- 提供统一的理论框架</w:t>
+      </w:r>
+    </w:p>
+    <w:p>
+      <w:pPr>
+        <w:jc w:val="both"/>
+      </w:pPr>
+      <w:r>
+        <w:rPr>
+          <w:rFonts w:ascii="Microsoft YaHei" w:hAnsi="Microsoft YaHei" w:eastAsia="Microsoft YaHei"/>
+          <w:sz w:val="21"/>
+        </w:rPr>
+        <w:t>- 建立共同的认知基础</w:t>
+      </w:r>
+    </w:p>
+    <w:p>
+      <w:pPr>
+        <w:jc w:val="both"/>
+      </w:pPr>
+      <w:r>
+        <w:rPr>
+          <w:rFonts w:ascii="Microsoft YaHei" w:hAnsi="Microsoft YaHei" w:eastAsia="Microsoft YaHei"/>
+          <w:sz w:val="21"/>
+        </w:rPr>
+        <w:t>- 形成一致的行动指南</w:t>
+      </w:r>
+    </w:p>
+    <w:p>
+      <w:pPr>
+        <w:pStyle w:val="Heading3"/>
+      </w:pPr>
+      <w:r>
+        <w:rPr>
+          <w:rFonts w:ascii="Microsoft YaHei" w:hAnsi="Microsoft YaHei" w:eastAsia="Microsoft YaHei"/>
+          <w:b/>
+          <w:color w:val="2E5A4C"/>
+          <w:sz w:val="24"/>
+        </w:rPr>
+        <w:t>价值2：指导决策</w:t>
+      </w:r>
+    </w:p>
+    <w:p>
+      <w:pPr>
+        <w:jc w:val="both"/>
+      </w:pPr>
+      <w:r>
+        <w:rPr>
+          <w:rFonts w:ascii="Microsoft YaHei" w:hAnsi="Microsoft YaHei" w:eastAsia="Microsoft YaHei"/>
+          <w:sz w:val="21"/>
+        </w:rPr>
+        <w:t>问题：</w:t>
+      </w:r>
+    </w:p>
+    <w:p>
+      <w:pPr>
+        <w:jc w:val="both"/>
+      </w:pPr>
+      <w:r>
+        <w:rPr>
+          <w:rFonts w:ascii="Microsoft YaHei" w:hAnsi="Microsoft YaHei" w:eastAsia="Microsoft YaHei"/>
+          <w:sz w:val="21"/>
+        </w:rPr>
+        <w:t>- 工具选择凭经验</w:t>
+      </w:r>
+    </w:p>
+    <w:p>
+      <w:pPr>
+        <w:jc w:val="both"/>
+      </w:pPr>
+      <w:r>
+        <w:rPr>
+          <w:rFonts w:ascii="Microsoft YaHei" w:hAnsi="Microsoft YaHei" w:eastAsia="Microsoft YaHei"/>
+          <w:sz w:val="21"/>
+        </w:rPr>
+        <w:t>- 实施路径不清晰</w:t>
+      </w:r>
+    </w:p>
+    <w:p>
+      <w:pPr>
+        <w:jc w:val="both"/>
+      </w:pPr>
+      <w:r>
+        <w:rPr>
+          <w:rFonts w:ascii="Microsoft YaHei" w:hAnsi="Microsoft YaHei" w:eastAsia="Microsoft YaHei"/>
+          <w:sz w:val="21"/>
+        </w:rPr>
+        <w:t>- 效果评估缺乏标准</w:t>
+      </w:r>
+    </w:p>
+    <w:p>
+      <w:pPr>
+        <w:jc w:val="both"/>
+      </w:pPr>
+      <w:r>
+        <w:rPr>
+          <w:rFonts w:ascii="Microsoft YaHei" w:hAnsi="Microsoft YaHei" w:eastAsia="Microsoft YaHei"/>
+          <w:sz w:val="21"/>
+        </w:rPr>
+        <w:t>解决：</w:t>
+      </w:r>
+    </w:p>
+    <w:p>
+      <w:pPr>
+        <w:jc w:val="both"/>
+      </w:pPr>
+      <w:r>
+        <w:rPr>
+          <w:rFonts w:ascii="Microsoft YaHei" w:hAnsi="Microsoft YaHei" w:eastAsia="Microsoft YaHei"/>
+          <w:sz w:val="21"/>
+        </w:rPr>
+        <w:t>- 提供科学的决策依据</w:t>
+      </w:r>
+    </w:p>
+    <w:p>
+      <w:pPr>
+        <w:jc w:val="both"/>
+      </w:pPr>
+      <w:r>
+        <w:rPr>
+          <w:rFonts w:ascii="Microsoft YaHei" w:hAnsi="Microsoft YaHei" w:eastAsia="Microsoft YaHei"/>
+          <w:sz w:val="21"/>
+        </w:rPr>
+        <w:t>- 明确实施优先级</w:t>
+      </w:r>
+    </w:p>
+    <w:p>
+      <w:pPr>
+        <w:jc w:val="both"/>
+      </w:pPr>
+      <w:r>
+        <w:rPr>
+          <w:rFonts w:ascii="Microsoft YaHei" w:hAnsi="Microsoft YaHei" w:eastAsia="Microsoft YaHei"/>
+          <w:sz w:val="21"/>
+        </w:rPr>
+        <w:t>- 建立评估标准</w:t>
+      </w:r>
+    </w:p>
+    <w:p>
+      <w:pPr>
+        <w:pStyle w:val="Heading3"/>
+      </w:pPr>
+      <w:r>
+        <w:rPr>
+          <w:rFonts w:ascii="Microsoft YaHei" w:hAnsi="Microsoft YaHei" w:eastAsia="Microsoft YaHei"/>
+          <w:b/>
+          <w:color w:val="2E5A4C"/>
+          <w:sz w:val="24"/>
+        </w:rPr>
+        <w:t>价值3：沉淀知识</w:t>
+      </w:r>
+    </w:p>
+    <w:p>
+      <w:pPr>
+        <w:jc w:val="both"/>
+      </w:pPr>
+      <w:r>
+        <w:rPr>
+          <w:rFonts w:ascii="Microsoft YaHei" w:hAnsi="Microsoft YaHei" w:eastAsia="Microsoft YaHei"/>
+          <w:sz w:val="21"/>
+        </w:rPr>
+        <w:t>问题：</w:t>
+      </w:r>
+    </w:p>
+    <w:p>
+      <w:pPr>
+        <w:jc w:val="both"/>
+      </w:pPr>
+      <w:r>
+        <w:rPr>
+          <w:rFonts w:ascii="Microsoft YaHei" w:hAnsi="Microsoft YaHei" w:eastAsia="Microsoft YaHei"/>
+          <w:sz w:val="21"/>
+        </w:rPr>
+        <w:t>- 经验散落在个人</w:t>
+      </w:r>
+    </w:p>
+    <w:p>
+      <w:pPr>
+        <w:jc w:val="both"/>
+      </w:pPr>
+      <w:r>
+        <w:rPr>
+          <w:rFonts w:ascii="Microsoft YaHei" w:hAnsi="Microsoft YaHei" w:eastAsia="Microsoft YaHei"/>
+          <w:sz w:val="21"/>
+        </w:rPr>
+        <w:t>- 方法难以复制</w:t>
+      </w:r>
+    </w:p>
+    <w:p>
+      <w:pPr>
+        <w:jc w:val="both"/>
+      </w:pPr>
+      <w:r>
+        <w:rPr>
+          <w:rFonts w:ascii="Microsoft YaHei" w:hAnsi="Microsoft YaHei" w:eastAsia="Microsoft YaHei"/>
+          <w:sz w:val="21"/>
+        </w:rPr>
+        <w:t>- 知识难以沉淀</w:t>
+      </w:r>
+    </w:p>
+    <w:p>
+      <w:pPr>
+        <w:jc w:val="both"/>
+      </w:pPr>
+      <w:r>
+        <w:rPr>
+          <w:rFonts w:ascii="Microsoft YaHei" w:hAnsi="Microsoft YaHei" w:eastAsia="Microsoft YaHei"/>
+          <w:sz w:val="21"/>
+        </w:rPr>
+        <w:t>解决：</w:t>
+      </w:r>
+    </w:p>
+    <w:p>
+      <w:pPr>
+        <w:jc w:val="both"/>
+      </w:pPr>
+      <w:r>
+        <w:rPr>
+          <w:rFonts w:ascii="Microsoft YaHei" w:hAnsi="Microsoft YaHei" w:eastAsia="Microsoft YaHei"/>
+          <w:sz w:val="21"/>
+        </w:rPr>
+        <w:t>- 理论框架可沉淀</w:t>
+      </w:r>
+    </w:p>
+    <w:p>
+      <w:pPr>
+        <w:jc w:val="both"/>
+      </w:pPr>
+      <w:r>
+        <w:rPr>
+          <w:rFonts w:ascii="Microsoft YaHei" w:hAnsi="Microsoft YaHei" w:eastAsia="Microsoft YaHei"/>
+          <w:sz w:val="21"/>
+        </w:rPr>
+        <w:t>- 方法论可复制</w:t>
+      </w:r>
+    </w:p>
+    <w:p>
+      <w:pPr>
+        <w:jc w:val="both"/>
+      </w:pPr>
+      <w:r>
+        <w:rPr>
+          <w:rFonts w:ascii="Microsoft YaHei" w:hAnsi="Microsoft YaHei" w:eastAsia="Microsoft YaHei"/>
+          <w:sz w:val="21"/>
+        </w:rPr>
+        <w:t>- 知识可传承</w:t>
+      </w:r>
+    </w:p>
+    <w:p>
+      <w:pPr>
         <w:pStyle w:val="Heading2"/>
-        <w:jc w:val="left"/>
       </w:pPr>
       <w:r>
         <w:rPr>
@@ -2053,7 +1856,6 @@
     <w:p>
       <w:pPr>
         <w:pStyle w:val="Heading3"/>
-        <w:jc w:val="left"/>
       </w:pPr>
       <w:r>
         <w:rPr>
@@ -2140,7 +1942,6 @@
     <w:p>
       <w:pPr>
         <w:pStyle w:val="Heading3"/>
-        <w:jc w:val="left"/>
       </w:pPr>
       <w:r>
         <w:rPr>
@@ -2191,7 +1992,6 @@
     <w:p>
       <w:pPr>
         <w:pStyle w:val="Heading3"/>
-        <w:jc w:val="left"/>
       </w:pPr>
       <w:r>
         <w:rPr>
@@ -2237,6 +2037,54 @@
           <w:sz w:val="21"/>
         </w:rPr>
         <w:t>3. 持续优化理论框架</w:t>
+      </w:r>
+    </w:p>
+    <w:p>
+      <w:pPr>
+        <w:jc w:val="both"/>
+      </w:pPr>
+      <w:r>
+        <w:rPr>
+          <w:rFonts w:ascii="Microsoft YaHei" w:hAnsi="Microsoft YaHei" w:eastAsia="Microsoft YaHei"/>
+          <w:sz w:val="21"/>
+        </w:rPr>
+        <w:t>创建者: Research Agent</w:t>
+      </w:r>
+    </w:p>
+    <w:p>
+      <w:pPr>
+        <w:jc w:val="both"/>
+      </w:pPr>
+      <w:r>
+        <w:rPr>
+          <w:rFonts w:ascii="Microsoft YaHei" w:hAnsi="Microsoft YaHei" w:eastAsia="Microsoft YaHei"/>
+          <w:sz w:val="21"/>
+        </w:rPr>
+        <w:t>创建时间: 2026-03-16</w:t>
+      </w:r>
+    </w:p>
+    <w:p>
+      <w:pPr>
+        <w:jc w:val="both"/>
+      </w:pPr>
+      <w:r>
+        <w:rPr>
+          <w:rFonts w:ascii="Microsoft YaHei" w:hAnsi="Microsoft YaHei" w:eastAsia="Microsoft YaHei"/>
+          <w:sz w:val="21"/>
+        </w:rPr>
+        <w:t>理论层级: Level 0-1</w:t>
+      </w:r>
+    </w:p>
+    <w:p>
+      <w:pPr>
+        <w:jc w:val="both"/>
+      </w:pPr>
+      <w:r>
+        <w:rPr>
+          <w:rFonts w:ascii="Microsoft YaHei" w:hAnsi="Microsoft YaHei" w:eastAsia="Microsoft YaHei"/>
+          <w:sz w:val="21"/>
+        </w:rPr>
+        <w:t>核心价值: 提供数字化赋能驻点工作的理论基础</w:t>
       </w:r>
     </w:p>
     <w:sectPr>
